--- a/docs/ЗАКРЫТИЕ_ДОГОВОРА_ПО_КОДУ.docx
+++ b/docs/ЗАКРЫТИЕ_ДОГОВОРА_ПО_КОДУ.docx
@@ -109,7 +109,7 @@
           <w:color w:val="224488"/>
           <w:sz w:val="19"/>
         </w:rPr>
-        <w:t>7a8a19e30591379f45f3e14a9f93ceeb91e87a73</w:t>
+        <w:t>a8454d0476cac2feddccc91d0e91e1fb52f5e87c</w:t>
       </w:r>
     </w:p>
     <w:p>
@@ -117,7 +117,7 @@
         <w:pStyle w:val="ListBullet"/>
       </w:pPr>
       <w:r>
-        <w:t>Дата прогона: 2026-10-13T15:42:22Z</w:t>
+        <w:t>Дата прогона: 2026-10-13T22:57:45Z</w:t>
       </w:r>
     </w:p>
     <w:p>
@@ -133,7 +133,7 @@
         <w:pStyle w:val="ListBullet"/>
       </w:pPr>
       <w:r>
-        <w:t>Проверок: 33; соответствует — 30, не соответствует — 0, не измерено — 3</w:t>
+        <w:t>Проверок: 33; соответствует — 32, не соответствует — 0, не измерено — 1</w:t>
       </w:r>
     </w:p>
     <w:p>
@@ -344,7 +344,7 @@
           <w:p>
             <w:r/>
             <w:r>
-              <w:t>chars=2000000, seconds=5.821, peak_memory_mb=259.3, spans=1, dataset=synthetic-2000000</w:t>
+              <w:t>chars=2000000, seconds=8.183, peak_memory_mb=259.4, spans=1, dataset=synthetic-2000000</w:t>
             </w:r>
           </w:p>
         </w:tc>
@@ -848,7 +848,7 @@
           <w:p>
             <w:r/>
             <w:r>
-              <w:t>by_size={'500': {'runs_seconds': [0.0016, 0.0009, 0.0009], 'median_seconds': 0.0009, 'median_ms_per_1000_chars': 1.8326}, '2000': {'runs_seconds': [0.0026, 0.0019, 0.0018], 'median_seconds': 0.0019, 'median_ms_per_1000_chars': 0.9493}, '10000': {'runs_seconds': [0.0111, 0.0078, 0.0075], 'median_seconds': 0.0078, 'median_ms_per_1000_chars': 0.7791}, '50000': {'runs_seconds': [0.0554, 0.0439, 0.0349], 'median_seconds': 0.0439, 'median_ms_per_1000_chars': 0.8778}}, limit_run={'chars': 2000000, 'seconds': 5.821, 'ms_per_1000_chars': 2.9103, 'peak_memory_mb': 259.3, 'success': True, 'spans': 1}, target_ms_per_1000_chars=30.0, target_seconds_2m=60.0, dataset=synthetic</w:t>
+              <w:t>by_size={'500': {'runs_seconds': [0.0024, 0.0016, 0.0017], 'median_seconds': 0.0017, 'median_ms_per_1000_chars': 3.3916}, '2000': {'runs_seconds': [0.0039, 0.0029, 0.0026], 'median_seconds': 0.0029, 'median_ms_per_1000_chars': 1.4377}, '10000': {'runs_seconds': [0.0169, 0.0102, 0.0103], 'median_seconds': 0.0103, 'median_ms_per_1000_chars': 1.0339}, '50000': {'runs_seconds': [0.0703, 0.0532, 0.047], 'median_seconds': 0.0532, 'median_ms_per_1000_chars': 1.0634}}, limit_run={'chars': 2000000, 'seconds': 8.183, 'ms_per_1000_chars': 4.0915, 'peak_memory_mb': 259.4, 'success': True, 'spans': 1}, target_ms_per_1000_chars=30.0, target_seconds_2m=60.0, dataset=synthetic</w:t>
             </w:r>
           </w:p>
         </w:tc>
@@ -1016,7 +1016,7 @@
           <w:p>
             <w:r/>
             <w:r>
-              <w:t>build_returncode=0, build_stderr=, pyz_size_bytes=171238, pyz_size_mb=0.1633, pyz_size_mb_decimal=0.1712, pyz_sha256=7432266f2e83da88bd8b85b2ce73547bba8b5201b8fe18d1e77be5bc8c3cd8d8, …</w:t>
+              <w:t>build_returncode=0, build_stderr=, pyz_size_bytes=171242, pyz_size_mb=0.1633, pyz_size_mb_decimal=0.1712, pyz_sha256=cf701396aac140cad9d905c2e67021567dd66ea58c87494e2568da48a12c4c61, …</w:t>
             </w:r>
           </w:p>
         </w:tc>
@@ -1184,7 +1184,7 @@
           <w:p>
             <w:r/>
             <w:r>
-              <w:t>pyz_size_mb=0.1633, pyz_size_mb_decimal=0.1712, pyz_size_bytes=171238, limit_mb=0.6, release_pyz_size_bytes=539191, release_exe_size_bytes=9134317, …</w:t>
+              <w:t>pyz_size_mb=0.1633, pyz_size_mb_decimal=0.1712, pyz_size_bytes=171242, limit_mb=0.6, release_pyz_size_bytes=539191, release_exe_size_bytes=9134317, …</w:t>
             </w:r>
           </w:p>
         </w:tc>
@@ -1520,7 +1520,7 @@
           <w:p>
             <w:r/>
             <w:r>
-              <w:t>libraries_dir=site-packages (прирост после установки режима hf), weights_dir=кеш весов модели, libraries_mb=None, weights_mb=None, dataset=hf-mode</w:t>
+              <w:t>libraries_dir=site-packages (прирост после установки режима hf), weights_dir=кеш весов модели, libraries_mb=813.8, weights_mb=554.3, dataset=ai-forever/rugpt3small_based_on_gpt2, mode=hf, …</w:t>
             </w:r>
           </w:p>
         </w:tc>
@@ -1531,7 +1531,7 @@
           <w:p>
             <w:r/>
             <w:r>
-              <w:t>не измерено</w:t>
+              <w:t>соответствует</w:t>
             </w:r>
           </w:p>
         </w:tc>
@@ -1604,7 +1604,7 @@
           <w:p>
             <w:r/>
             <w:r>
-              <w:t>module_size_mb=43.532, module_size_without_data_mb=1.09, pyz_size_mb=0.1633, with_weights_mb=None, limit_without_weights_mb=100.0, limit_with_weights_mb=1500.0, …</w:t>
+              <w:t>module_size_mb=43.711, module_size_without_data_mb=1.099, pyz_size_mb=0.1633, with_weights_mb=1368.2, limit_without_weights_mb=100.0, limit_with_weights_mb=1500.0, …</w:t>
             </w:r>
           </w:p>
         </w:tc>
@@ -1615,7 +1615,7 @@
           <w:p>
             <w:r/>
             <w:r>
-              <w:t>не измерено</w:t>
+              <w:t>соответствует</w:t>
             </w:r>
           </w:p>
         </w:tc>
@@ -1688,7 +1688,7 @@
           <w:p>
             <w:r/>
             <w:r>
-              <w:t>copy_sha256_equal=True, pyz_sha256=7432266f2e83da88bd8b85b2ce73547bba8b5201b8fe18d1e77be5bc8c3cd8d8, checksum_helper=True, release_tag=v1.3.0, release_checksum_verified=None, dataset=spanverify.pyz</w:t>
+              <w:t>copy_sha256_equal=True, pyz_sha256=cf701396aac140cad9d905c2e67021567dd66ea58c87494e2568da48a12c4c61, checksum_helper=True, release_tag=v1.3.0, release_checksum_verified=None, dataset=spanverify.pyz</w:t>
             </w:r>
           </w:p>
         </w:tc>
@@ -1772,7 +1772,7 @@
           <w:p>
             <w:r/>
             <w:r>
-              <w:t>platform=Linux-6.1.158+-x86_64-with-glibc2.36, machine=x86_64, cpu_count=2, memory_total_gb=3.85, disk_free_gb=19.11, gpu=False, …</w:t>
+              <w:t>platform=Linux-6.1.158+-x86_64-with-glibc2.36, machine=x86_64, cpu_count=2, memory_total_gb=3.85, disk_free_gb=19.09, gpu=False, …</w:t>
             </w:r>
           </w:p>
         </w:tc>
@@ -2024,7 +2024,7 @@
           <w:p>
             <w:r/>
             <w:r>
-              <w:t>collect_returncode=0, collected=577, coverage_file=spanverify-module/reports/coverage.json, coverage_percent=87.78, coverage_gate_percent=85, dataset=spanverify-module/tests, …</w:t>
+              <w:t>collect_returncode=0, collected=587, coverage_file=spanverify-module/reports/coverage.json, coverage_percent=87.78, coverage_gate_percent=85, dataset=spanverify-module/tests, …</w:t>
             </w:r>
           </w:p>
         </w:tc>
@@ -2528,7 +2528,7 @@
           <w:p>
             <w:r/>
             <w:r>
-              <w:t>entries=66, measured=31, missing=['hf_footprint.libs_mb', 'hf_footprint.weights_mb', 'hf_footprint.storage_with_weights_mb', 'release.exe_bytes', 'release.pyz_bytes'], check_ok=True, dataset=reports/NUMBERS.json</w:t>
+              <w:t>entries=66, measured=31, missing=[], check_ok=True, dataset=reports/NUMBERS.json</w:t>
             </w:r>
           </w:p>
         </w:tc>
@@ -2864,7 +2864,7 @@
           <w:p>
             <w:r/>
             <w:r>
-              <w:t>dataset=договор № 20478ГУ/2026, проект 117812, compared={'макс_знаков': {'договор': 2000000, 'код': 2000000, 'источник': 'spanverify-module/spanverify/limits.py: MAX_TEXT_CHARS', 'совпадает': True}, 'мс_на_1000_знаков': {'договор': 30, 'код': 30.0, 'источник': 'spanverify-module/spanverify/limits.py: TARGET_MS_PER_1000_CHARS', 'совпадает': True}, 'сек_на_2000000': {'договор': 60, 'код': 60.0, 'источник': 'spanverify-module/spanverify/limits.py: TARGET_SECONDS_2M', 'совпадает': True}, 'пересечение_границ': {'договор': 0.5, 'код': 0.5, 'источник': 'spanverify-module/spanverify/gates.py: IOU_MATCH_THRESHOLD', 'совпадает': True}, 'порт': {'договор': 8765, 'код': 8765, 'источник': 'spanverify-module/spanverify/server.py: DEFAULT_PORT', 'совпадает': True}, 'признаков_на_токен': {'договор': 5, 'код': 5, 'источник': 'spanverify-module/spanverify/features.py: FEATURE_NAMES', 'совпадает': True}, 'f1_мин': {'договор': 0.5, 'код': 0.5, 'источник': 'spanverify-module/spanverify/gates.py: CONTRACT_GATE', 'совпадает': True}, 'fpr_макс': {'договор': 0.4, 'код': 0.4, 'источник': 'spanverify-module/spanverify/gates.py: CONTRACT_GATE', 'совпадает': True}, 'exe_макс_МБ': {'договор': 9, 'код': 9.0, 'источник': 'scripts/contract_check.py: CONTRACT_EXE_MAX_MB', 'совпадает': True}, 'пакет_макс_МБ': {'договор': 0.6, 'код': 0.6, 'источник': 'scripts/contract_check.py: CONTRACT_PACKAGE_MAX_MB', 'совпадает': True}, 'хранение_без_весов_МБ': {'договор': 100, 'код': 100.0, 'источник': 'scripts/contract_check.py: CONTRACT_STORAGE_WITHOUT_MB', 'совпадает': True}, 'хранение_с_весами_МБ': {'договор': 1500, 'код': 1500.0, 'источник': 'scripts/contract_check.py: CONTRACT_STORAGE_WITH_MB', 'совпадает': True}, 'пар_в_наборе': {'договор': 1200, 'код': 1200, 'источник': 'spanverify-module/data/corpus_a/pairs.jsonl', 'совпадает': True}}, compared_total=13, mismatches=[], pdf_present=True, pdf_path_kind=корень репозитория, …</w:t>
+              <w:t>dataset=договор № 20478ГУ/2026, проект 117812, compared={'макс_знаков': {'договор': 2000000, 'код': 2000000, 'источник': 'spanverify-module/spanverify/limits.py: MAX_TEXT_CHARS', 'совпадает': True}, 'мс_на_1000_знаков': {'договор': 30, 'код': 30.0, 'источник': 'spanverify-module/spanverify/limits.py: TARGET_MS_PER_1000_CHARS', 'совпадает': True}, 'сек_на_2000000': {'договор': 60, 'код': 60.0, 'источник': 'spanverify-module/spanverify/limits.py: TARGET_SECONDS_2M', 'совпадает': True}, 'пересечение_границ': {'договор': 0.5, 'код': 0.5, 'источник': 'spanverify-module/spanverify/gates.py: IOU_MATCH_THRESHOLD', 'совпадает': True}, 'порт': {'договор': 8765, 'код': 8765, 'источник': 'spanverify-module/spanverify/server.py: DEFAULT_PORT', 'совпадает': True}, 'признаков_на_токен': {'договор': 5, 'код': 5, 'источник': 'spanverify-module/spanverify/features.py: FEATURE_NAMES', 'совпадает': True}, 'f1_мин': {'договор': 0.5, 'код': 0.5, 'источник': 'spanverify-module/spanverify/gates.py: CONTRACT_GATE', 'совпадает': True}, 'fpr_макс': {'договор': 0.4, 'код': 0.4, 'источник': 'spanverify-module/spanverify/gates.py: CONTRACT_GATE', 'совпадает': True}, 'exe_макс_МБ': {'договор': 9, 'код': 9.0, 'источник': 'scripts/contract_check.py: CONTRACT_EXE_MAX_MB', 'совпадает': True}, 'пакет_макс_МБ': {'договор': 0.6, 'код': 0.6, 'источник': 'scripts/contract_check.py: CONTRACT_PACKAGE_MAX_MB', 'совпадает': True}, 'хранение_без_весов_МБ': {'договор': 100, 'код': 100.0, 'источник': 'scripts/contract_check.py: CONTRACT_STORAGE_WITHOUT_MB', 'совпадает': True}, 'хранение_с_весами_МБ': {'договор': 1500, 'код': 1500.0, 'источник': 'scripts/contract_check.py: CONTRACT_STORAGE_WITH_MB', 'совпадает': True}, 'пар_в_наборе': {'договор': 1200, 'код': 1200, 'источник': 'spanverify-module/data/corpus_a/pairs.jsonl', 'совпадает': True}}, compared_total=13, mismatches=[], pdf_present=True, pdf_path_kind=переменная окружения, …</w:t>
             </w:r>
           </w:p>
         </w:tc>
@@ -3067,34 +3067,6 @@
       </w:pPr>
       <w:r>
         <w:t>Не достигнуто и не измерено (с причиной)</w:t>
-      </w:r>
-    </w:p>
-    <w:p>
-      <w:pPr>
-        <w:pStyle w:val="ListBullet"/>
-      </w:pPr>
-      <w:r>
-        <w:rPr>
-          <w:b/>
-        </w:rPr>
-        <w:t>4.2.5-hf-footprint</w:t>
-      </w:r>
-      <w:r>
-        <w:t xml:space="preserve"> — не измерено: прогон не выполнен: в этом окружении нет torch/transformers и кэша весов модели; нужна машина с доступом к хранилищу весов — артефакт создаёт CI-задание hf-footprint (.github/workflows/hf-footprint.yml)</w:t>
-      </w:r>
-    </w:p>
-    <w:p>
-      <w:pPr>
-        <w:pStyle w:val="ListBullet"/>
-      </w:pPr>
-      <w:r>
-        <w:rPr>
-          <w:b/>
-        </w:rPr>
-        <w:t>4.2.6-storage</w:t>
-      </w:r>
-      <w:r>
-        <w:t xml:space="preserve"> — не измерено: объём без весов 43.532 МБ укладывается в 100 МБ; объём с весами (≤ 1,5 ГБ) в этом окружении не измеряется — нет кэша весов модели, его измеряет CI-задание hf-footprint</w:t>
       </w:r>
     </w:p>
     <w:p>
@@ -3544,11 +3516,8 @@
       </w:r>
     </w:p>
     <w:p>
-      <w:pPr>
-        <w:pStyle w:val="ListBullet"/>
-      </w:pPr>
       <w:r>
-        <w:t xml:space="preserve">Номера прогонов не зафиксированы: запустите </w:t>
+        <w:t xml:space="preserve">Источник: </w:t>
       </w:r>
       <w:r>
         <w:rPr>
@@ -3556,12 +3525,1259 @@
           <w:color w:val="224488"/>
           <w:sz w:val="19"/>
         </w:rPr>
-        <w:t>python scripts/collect_ci_runs.py</w:t>
+        <w:t>reports/CI_RUNS.json</w:t>
       </w:r>
       <w:r>
-        <w:t>.</w:t>
+        <w:t xml:space="preserve"> (собран 2026-10-13T22:56:59Z).</w:t>
       </w:r>
     </w:p>
+    <w:tbl>
+      <w:tblPr>
+        <w:tblStyle w:val="LightGrid-Accent1"/>
+        <w:tblW w:type="auto" w:w="0"/>
+        <w:tblLook w:firstColumn="1" w:firstRow="1" w:lastColumn="0" w:lastRow="0" w:noHBand="0" w:noVBand="1" w:val="04A0"/>
+      </w:tblPr>
+      <w:tblGrid>
+        <w:gridCol w:w="1728"/>
+        <w:gridCol w:w="1728"/>
+        <w:gridCol w:w="1728"/>
+        <w:gridCol w:w="1728"/>
+        <w:gridCol w:w="1728"/>
+      </w:tblGrid>
+      <w:tr>
+        <w:tc>
+          <w:tcPr>
+            <w:tcW w:type="dxa" w:w="1728"/>
+          </w:tcPr>
+          <w:p>
+            <w:r>
+              <w:rPr>
+                <w:b/>
+              </w:rPr>
+            </w:r>
+            <w:r>
+              <w:rPr>
+                <w:b/>
+              </w:rPr>
+              <w:t>Прогон</w:t>
+            </w:r>
+          </w:p>
+        </w:tc>
+        <w:tc>
+          <w:tcPr>
+            <w:tcW w:type="dxa" w:w="1728"/>
+          </w:tcPr>
+          <w:p>
+            <w:r>
+              <w:rPr>
+                <w:b/>
+              </w:rPr>
+            </w:r>
+            <w:r>
+              <w:rPr>
+                <w:b/>
+              </w:rPr>
+              <w:t>Задание</w:t>
+            </w:r>
+          </w:p>
+        </w:tc>
+        <w:tc>
+          <w:tcPr>
+            <w:tcW w:type="dxa" w:w="1728"/>
+          </w:tcPr>
+          <w:p>
+            <w:r>
+              <w:rPr>
+                <w:b/>
+              </w:rPr>
+            </w:r>
+            <w:r>
+              <w:rPr>
+                <w:b/>
+              </w:rPr>
+              <w:t>Ветка/коммит</w:t>
+            </w:r>
+          </w:p>
+        </w:tc>
+        <w:tc>
+          <w:tcPr>
+            <w:tcW w:type="dxa" w:w="1728"/>
+          </w:tcPr>
+          <w:p>
+            <w:r>
+              <w:rPr>
+                <w:b/>
+              </w:rPr>
+            </w:r>
+            <w:r>
+              <w:rPr>
+                <w:b/>
+              </w:rPr>
+              <w:t>Итог</w:t>
+            </w:r>
+          </w:p>
+        </w:tc>
+        <w:tc>
+          <w:tcPr>
+            <w:tcW w:type="dxa" w:w="1728"/>
+          </w:tcPr>
+          <w:p>
+            <w:r>
+              <w:rPr>
+                <w:b/>
+              </w:rPr>
+            </w:r>
+            <w:r>
+              <w:rPr>
+                <w:b/>
+              </w:rPr>
+              <w:t>Ссылка</w:t>
+            </w:r>
+          </w:p>
+        </w:tc>
+      </w:tr>
+      <w:tr>
+        <w:tc>
+          <w:tcPr>
+            <w:tcW w:type="dxa" w:w="1728"/>
+          </w:tcPr>
+          <w:p>
+            <w:r/>
+            <w:r>
+              <w:t>38481064209</w:t>
+            </w:r>
+          </w:p>
+        </w:tc>
+        <w:tc>
+          <w:tcPr>
+            <w:tcW w:type="dxa" w:w="1728"/>
+          </w:tcPr>
+          <w:p>
+            <w:r/>
+            <w:r>
+              <w:t>build-and-release-exe</w:t>
+            </w:r>
+          </w:p>
+        </w:tc>
+        <w:tc>
+          <w:tcPr>
+            <w:tcW w:type="dxa" w:w="1728"/>
+          </w:tcPr>
+          <w:p>
+            <w:r/>
+            <w:r>
+              <w:t>main / a8454d04</w:t>
+            </w:r>
+          </w:p>
+        </w:tc>
+        <w:tc>
+          <w:tcPr>
+            <w:tcW w:type="dxa" w:w="1728"/>
+          </w:tcPr>
+          <w:p>
+            <w:r/>
+            <w:r>
+              <w:t>None</w:t>
+            </w:r>
+          </w:p>
+        </w:tc>
+        <w:tc>
+          <w:tcPr>
+            <w:tcW w:type="dxa" w:w="1728"/>
+          </w:tcPr>
+          <w:p>
+            <w:r/>
+            <w:r>
+              <w:t>https://github.com/Igorr112323/Smarty_Chumakov/actions/runs/38481064209</w:t>
+            </w:r>
+          </w:p>
+        </w:tc>
+      </w:tr>
+      <w:tr>
+        <w:tc>
+          <w:tcPr>
+            <w:tcW w:type="dxa" w:w="1728"/>
+          </w:tcPr>
+          <w:p>
+            <w:r/>
+            <w:r>
+              <w:t>38481064089</w:t>
+            </w:r>
+          </w:p>
+        </w:tc>
+        <w:tc>
+          <w:tcPr>
+            <w:tcW w:type="dxa" w:w="1728"/>
+          </w:tcPr>
+          <w:p>
+            <w:r/>
+            <w:r>
+              <w:t>ci</w:t>
+            </w:r>
+          </w:p>
+        </w:tc>
+        <w:tc>
+          <w:tcPr>
+            <w:tcW w:type="dxa" w:w="1728"/>
+          </w:tcPr>
+          <w:p>
+            <w:r/>
+            <w:r>
+              <w:t>main / a8454d04</w:t>
+            </w:r>
+          </w:p>
+        </w:tc>
+        <w:tc>
+          <w:tcPr>
+            <w:tcW w:type="dxa" w:w="1728"/>
+          </w:tcPr>
+          <w:p>
+            <w:r/>
+            <w:r>
+              <w:t>None</w:t>
+            </w:r>
+          </w:p>
+        </w:tc>
+        <w:tc>
+          <w:tcPr>
+            <w:tcW w:type="dxa" w:w="1728"/>
+          </w:tcPr>
+          <w:p>
+            <w:r/>
+            <w:r>
+              <w:t>https://github.com/Igorr112323/Smarty_Chumakov/actions/runs/38481064089</w:t>
+            </w:r>
+          </w:p>
+        </w:tc>
+      </w:tr>
+      <w:tr>
+        <w:tc>
+          <w:tcPr>
+            <w:tcW w:type="dxa" w:w="1728"/>
+          </w:tcPr>
+          <w:p>
+            <w:r/>
+            <w:r>
+              <w:t>38476886874</w:t>
+            </w:r>
+          </w:p>
+        </w:tc>
+        <w:tc>
+          <w:tcPr>
+            <w:tcW w:type="dxa" w:w="1728"/>
+          </w:tcPr>
+          <w:p>
+            <w:r/>
+            <w:r>
+              <w:t>ci</w:t>
+            </w:r>
+          </w:p>
+        </w:tc>
+        <w:tc>
+          <w:tcPr>
+            <w:tcW w:type="dxa" w:w="1728"/>
+          </w:tcPr>
+          <w:p>
+            <w:r/>
+            <w:r>
+              <w:t>arena/266e93dc-smarty-chumakov / 557e2cbd</w:t>
+            </w:r>
+          </w:p>
+        </w:tc>
+        <w:tc>
+          <w:tcPr>
+            <w:tcW w:type="dxa" w:w="1728"/>
+          </w:tcPr>
+          <w:p>
+            <w:r/>
+            <w:r>
+              <w:t>success</w:t>
+            </w:r>
+          </w:p>
+        </w:tc>
+        <w:tc>
+          <w:tcPr>
+            <w:tcW w:type="dxa" w:w="1728"/>
+          </w:tcPr>
+          <w:p>
+            <w:r/>
+            <w:r>
+              <w:t>https://github.com/Igorr112323/Smarty_Chumakov/actions/runs/38476886874</w:t>
+            </w:r>
+          </w:p>
+        </w:tc>
+      </w:tr>
+      <w:tr>
+        <w:tc>
+          <w:tcPr>
+            <w:tcW w:type="dxa" w:w="1728"/>
+          </w:tcPr>
+          <w:p>
+            <w:r/>
+            <w:r>
+              <w:t>38476879676</w:t>
+            </w:r>
+          </w:p>
+        </w:tc>
+        <w:tc>
+          <w:tcPr>
+            <w:tcW w:type="dxa" w:w="1728"/>
+          </w:tcPr>
+          <w:p>
+            <w:r/>
+            <w:r>
+              <w:t>ci</w:t>
+            </w:r>
+          </w:p>
+        </w:tc>
+        <w:tc>
+          <w:tcPr>
+            <w:tcW w:type="dxa" w:w="1728"/>
+          </w:tcPr>
+          <w:p>
+            <w:r/>
+            <w:r>
+              <w:t>arena/266e93dc-smarty-chumakov / 557e2cbd</w:t>
+            </w:r>
+          </w:p>
+        </w:tc>
+        <w:tc>
+          <w:tcPr>
+            <w:tcW w:type="dxa" w:w="1728"/>
+          </w:tcPr>
+          <w:p>
+            <w:r/>
+            <w:r>
+              <w:t>success</w:t>
+            </w:r>
+          </w:p>
+        </w:tc>
+        <w:tc>
+          <w:tcPr>
+            <w:tcW w:type="dxa" w:w="1728"/>
+          </w:tcPr>
+          <w:p>
+            <w:r/>
+            <w:r>
+              <w:t>https://github.com/Igorr112323/Smarty_Chumakov/actions/runs/38476879676</w:t>
+            </w:r>
+          </w:p>
+        </w:tc>
+      </w:tr>
+      <w:tr>
+        <w:tc>
+          <w:tcPr>
+            <w:tcW w:type="dxa" w:w="1728"/>
+          </w:tcPr>
+          <w:p>
+            <w:r/>
+            <w:r>
+              <w:t>38473784576</w:t>
+            </w:r>
+          </w:p>
+        </w:tc>
+        <w:tc>
+          <w:tcPr>
+            <w:tcW w:type="dxa" w:w="1728"/>
+          </w:tcPr>
+          <w:p>
+            <w:r/>
+            <w:r>
+              <w:t>ci</w:t>
+            </w:r>
+          </w:p>
+        </w:tc>
+        <w:tc>
+          <w:tcPr>
+            <w:tcW w:type="dxa" w:w="1728"/>
+          </w:tcPr>
+          <w:p>
+            <w:r/>
+            <w:r>
+              <w:t>arena/266e93dc-smarty-chumakov / c7d09454</w:t>
+            </w:r>
+          </w:p>
+        </w:tc>
+        <w:tc>
+          <w:tcPr>
+            <w:tcW w:type="dxa" w:w="1728"/>
+          </w:tcPr>
+          <w:p>
+            <w:r/>
+            <w:r>
+              <w:t>cancelled</w:t>
+            </w:r>
+          </w:p>
+        </w:tc>
+        <w:tc>
+          <w:tcPr>
+            <w:tcW w:type="dxa" w:w="1728"/>
+          </w:tcPr>
+          <w:p>
+            <w:r/>
+            <w:r>
+              <w:t>https://github.com/Igorr112323/Smarty_Chumakov/actions/runs/38473784576</w:t>
+            </w:r>
+          </w:p>
+        </w:tc>
+      </w:tr>
+      <w:tr>
+        <w:tc>
+          <w:tcPr>
+            <w:tcW w:type="dxa" w:w="1728"/>
+          </w:tcPr>
+          <w:p>
+            <w:r/>
+            <w:r>
+              <w:t>38473778295</w:t>
+            </w:r>
+          </w:p>
+        </w:tc>
+        <w:tc>
+          <w:tcPr>
+            <w:tcW w:type="dxa" w:w="1728"/>
+          </w:tcPr>
+          <w:p>
+            <w:r/>
+            <w:r>
+              <w:t>ci</w:t>
+            </w:r>
+          </w:p>
+        </w:tc>
+        <w:tc>
+          <w:tcPr>
+            <w:tcW w:type="dxa" w:w="1728"/>
+          </w:tcPr>
+          <w:p>
+            <w:r/>
+            <w:r>
+              <w:t>arena/266e93dc-smarty-chumakov / c7d09454</w:t>
+            </w:r>
+          </w:p>
+        </w:tc>
+        <w:tc>
+          <w:tcPr>
+            <w:tcW w:type="dxa" w:w="1728"/>
+          </w:tcPr>
+          <w:p>
+            <w:r/>
+            <w:r>
+              <w:t>cancelled</w:t>
+            </w:r>
+          </w:p>
+        </w:tc>
+        <w:tc>
+          <w:tcPr>
+            <w:tcW w:type="dxa" w:w="1728"/>
+          </w:tcPr>
+          <w:p>
+            <w:r/>
+            <w:r>
+              <w:t>https://github.com/Igorr112323/Smarty_Chumakov/actions/runs/38473778295</w:t>
+            </w:r>
+          </w:p>
+        </w:tc>
+      </w:tr>
+      <w:tr>
+        <w:tc>
+          <w:tcPr>
+            <w:tcW w:type="dxa" w:w="1728"/>
+          </w:tcPr>
+          <w:p>
+            <w:r/>
+            <w:r>
+              <w:t>38473778173</w:t>
+            </w:r>
+          </w:p>
+        </w:tc>
+        <w:tc>
+          <w:tcPr>
+            <w:tcW w:type="dxa" w:w="1728"/>
+          </w:tcPr>
+          <w:p>
+            <w:r/>
+            <w:r>
+              <w:t>build-and-release-exe</w:t>
+            </w:r>
+          </w:p>
+        </w:tc>
+        <w:tc>
+          <w:tcPr>
+            <w:tcW w:type="dxa" w:w="1728"/>
+          </w:tcPr>
+          <w:p>
+            <w:r/>
+            <w:r>
+              <w:t>arena/266e93dc-smarty-chumakov / c7d09454</w:t>
+            </w:r>
+          </w:p>
+        </w:tc>
+        <w:tc>
+          <w:tcPr>
+            <w:tcW w:type="dxa" w:w="1728"/>
+          </w:tcPr>
+          <w:p>
+            <w:r/>
+            <w:r>
+              <w:t>success</w:t>
+            </w:r>
+          </w:p>
+        </w:tc>
+        <w:tc>
+          <w:tcPr>
+            <w:tcW w:type="dxa" w:w="1728"/>
+          </w:tcPr>
+          <w:p>
+            <w:r/>
+            <w:r>
+              <w:t>https://github.com/Igorr112323/Smarty_Chumakov/actions/runs/38473778173</w:t>
+            </w:r>
+          </w:p>
+        </w:tc>
+      </w:tr>
+      <w:tr>
+        <w:tc>
+          <w:tcPr>
+            <w:tcW w:type="dxa" w:w="1728"/>
+          </w:tcPr>
+          <w:p>
+            <w:r/>
+            <w:r>
+              <w:t>38470670967</w:t>
+            </w:r>
+          </w:p>
+        </w:tc>
+        <w:tc>
+          <w:tcPr>
+            <w:tcW w:type="dxa" w:w="1728"/>
+          </w:tcPr>
+          <w:p>
+            <w:r/>
+            <w:r>
+              <w:t>ci</w:t>
+            </w:r>
+          </w:p>
+        </w:tc>
+        <w:tc>
+          <w:tcPr>
+            <w:tcW w:type="dxa" w:w="1728"/>
+          </w:tcPr>
+          <w:p>
+            <w:r/>
+            <w:r>
+              <w:t>arena/266e93dc-smarty-chumakov / b74a25e7</w:t>
+            </w:r>
+          </w:p>
+        </w:tc>
+        <w:tc>
+          <w:tcPr>
+            <w:tcW w:type="dxa" w:w="1728"/>
+          </w:tcPr>
+          <w:p>
+            <w:r/>
+            <w:r>
+              <w:t>cancelled</w:t>
+            </w:r>
+          </w:p>
+        </w:tc>
+        <w:tc>
+          <w:tcPr>
+            <w:tcW w:type="dxa" w:w="1728"/>
+          </w:tcPr>
+          <w:p>
+            <w:r/>
+            <w:r>
+              <w:t>https://github.com/Igorr112323/Smarty_Chumakov/actions/runs/38470670967</w:t>
+            </w:r>
+          </w:p>
+        </w:tc>
+      </w:tr>
+      <w:tr>
+        <w:tc>
+          <w:tcPr>
+            <w:tcW w:type="dxa" w:w="1728"/>
+          </w:tcPr>
+          <w:p>
+            <w:r/>
+            <w:r>
+              <w:t>38470664317</w:t>
+            </w:r>
+          </w:p>
+        </w:tc>
+        <w:tc>
+          <w:tcPr>
+            <w:tcW w:type="dxa" w:w="1728"/>
+          </w:tcPr>
+          <w:p>
+            <w:r/>
+            <w:r>
+              <w:t>build-and-release-exe</w:t>
+            </w:r>
+          </w:p>
+        </w:tc>
+        <w:tc>
+          <w:tcPr>
+            <w:tcW w:type="dxa" w:w="1728"/>
+          </w:tcPr>
+          <w:p>
+            <w:r/>
+            <w:r>
+              <w:t>arena/266e93dc-smarty-chumakov / b74a25e7</w:t>
+            </w:r>
+          </w:p>
+        </w:tc>
+        <w:tc>
+          <w:tcPr>
+            <w:tcW w:type="dxa" w:w="1728"/>
+          </w:tcPr>
+          <w:p>
+            <w:r/>
+            <w:r>
+              <w:t>success</w:t>
+            </w:r>
+          </w:p>
+        </w:tc>
+        <w:tc>
+          <w:tcPr>
+            <w:tcW w:type="dxa" w:w="1728"/>
+          </w:tcPr>
+          <w:p>
+            <w:r/>
+            <w:r>
+              <w:t>https://github.com/Igorr112323/Smarty_Chumakov/actions/runs/38470664317</w:t>
+            </w:r>
+          </w:p>
+        </w:tc>
+      </w:tr>
+      <w:tr>
+        <w:tc>
+          <w:tcPr>
+            <w:tcW w:type="dxa" w:w="1728"/>
+          </w:tcPr>
+          <w:p>
+            <w:r/>
+            <w:r>
+              <w:t>38470664254</w:t>
+            </w:r>
+          </w:p>
+        </w:tc>
+        <w:tc>
+          <w:tcPr>
+            <w:tcW w:type="dxa" w:w="1728"/>
+          </w:tcPr>
+          <w:p>
+            <w:r/>
+            <w:r>
+              <w:t>ci</w:t>
+            </w:r>
+          </w:p>
+        </w:tc>
+        <w:tc>
+          <w:tcPr>
+            <w:tcW w:type="dxa" w:w="1728"/>
+          </w:tcPr>
+          <w:p>
+            <w:r/>
+            <w:r>
+              <w:t>arena/266e93dc-smarty-chumakov / b74a25e7</w:t>
+            </w:r>
+          </w:p>
+        </w:tc>
+        <w:tc>
+          <w:tcPr>
+            <w:tcW w:type="dxa" w:w="1728"/>
+          </w:tcPr>
+          <w:p>
+            <w:r/>
+            <w:r>
+              <w:t>cancelled</w:t>
+            </w:r>
+          </w:p>
+        </w:tc>
+        <w:tc>
+          <w:tcPr>
+            <w:tcW w:type="dxa" w:w="1728"/>
+          </w:tcPr>
+          <w:p>
+            <w:r/>
+            <w:r>
+              <w:t>https://github.com/Igorr112323/Smarty_Chumakov/actions/runs/38470664254</w:t>
+            </w:r>
+          </w:p>
+        </w:tc>
+      </w:tr>
+      <w:tr>
+        <w:tc>
+          <w:tcPr>
+            <w:tcW w:type="dxa" w:w="1728"/>
+          </w:tcPr>
+          <w:p>
+            <w:r/>
+            <w:r>
+              <w:t>38467383126</w:t>
+            </w:r>
+          </w:p>
+        </w:tc>
+        <w:tc>
+          <w:tcPr>
+            <w:tcW w:type="dxa" w:w="1728"/>
+          </w:tcPr>
+          <w:p>
+            <w:r/>
+            <w:r>
+              <w:t>ci</w:t>
+            </w:r>
+          </w:p>
+        </w:tc>
+        <w:tc>
+          <w:tcPr>
+            <w:tcW w:type="dxa" w:w="1728"/>
+          </w:tcPr>
+          <w:p>
+            <w:r/>
+            <w:r>
+              <w:t>arena/266e93dc-smarty-chumakov / 3dbbab81</w:t>
+            </w:r>
+          </w:p>
+        </w:tc>
+        <w:tc>
+          <w:tcPr>
+            <w:tcW w:type="dxa" w:w="1728"/>
+          </w:tcPr>
+          <w:p>
+            <w:r/>
+            <w:r>
+              <w:t>success</w:t>
+            </w:r>
+          </w:p>
+        </w:tc>
+        <w:tc>
+          <w:tcPr>
+            <w:tcW w:type="dxa" w:w="1728"/>
+          </w:tcPr>
+          <w:p>
+            <w:r/>
+            <w:r>
+              <w:t>https://github.com/Igorr112323/Smarty_Chumakov/actions/runs/38467383126</w:t>
+            </w:r>
+          </w:p>
+        </w:tc>
+      </w:tr>
+      <w:tr>
+        <w:tc>
+          <w:tcPr>
+            <w:tcW w:type="dxa" w:w="1728"/>
+          </w:tcPr>
+          <w:p>
+            <w:r/>
+            <w:r>
+              <w:t>38467373828</w:t>
+            </w:r>
+          </w:p>
+        </w:tc>
+        <w:tc>
+          <w:tcPr>
+            <w:tcW w:type="dxa" w:w="1728"/>
+          </w:tcPr>
+          <w:p>
+            <w:r/>
+            <w:r>
+              <w:t>build-and-release-exe</w:t>
+            </w:r>
+          </w:p>
+        </w:tc>
+        <w:tc>
+          <w:tcPr>
+            <w:tcW w:type="dxa" w:w="1728"/>
+          </w:tcPr>
+          <w:p>
+            <w:r/>
+            <w:r>
+              <w:t>arena/266e93dc-smarty-chumakov / 3dbbab81</w:t>
+            </w:r>
+          </w:p>
+        </w:tc>
+        <w:tc>
+          <w:tcPr>
+            <w:tcW w:type="dxa" w:w="1728"/>
+          </w:tcPr>
+          <w:p>
+            <w:r/>
+            <w:r>
+              <w:t>success</w:t>
+            </w:r>
+          </w:p>
+        </w:tc>
+        <w:tc>
+          <w:tcPr>
+            <w:tcW w:type="dxa" w:w="1728"/>
+          </w:tcPr>
+          <w:p>
+            <w:r/>
+            <w:r>
+              <w:t>https://github.com/Igorr112323/Smarty_Chumakov/actions/runs/38467373828</w:t>
+            </w:r>
+          </w:p>
+        </w:tc>
+      </w:tr>
+      <w:tr>
+        <w:tc>
+          <w:tcPr>
+            <w:tcW w:type="dxa" w:w="1728"/>
+          </w:tcPr>
+          <w:p>
+            <w:r/>
+            <w:r>
+              <w:t>38467373802</w:t>
+            </w:r>
+          </w:p>
+        </w:tc>
+        <w:tc>
+          <w:tcPr>
+            <w:tcW w:type="dxa" w:w="1728"/>
+          </w:tcPr>
+          <w:p>
+            <w:r/>
+            <w:r>
+              <w:t>ci</w:t>
+            </w:r>
+          </w:p>
+        </w:tc>
+        <w:tc>
+          <w:tcPr>
+            <w:tcW w:type="dxa" w:w="1728"/>
+          </w:tcPr>
+          <w:p>
+            <w:r/>
+            <w:r>
+              <w:t>arena/266e93dc-smarty-chumakov / 3dbbab81</w:t>
+            </w:r>
+          </w:p>
+        </w:tc>
+        <w:tc>
+          <w:tcPr>
+            <w:tcW w:type="dxa" w:w="1728"/>
+          </w:tcPr>
+          <w:p>
+            <w:r/>
+            <w:r>
+              <w:t>cancelled</w:t>
+            </w:r>
+          </w:p>
+        </w:tc>
+        <w:tc>
+          <w:tcPr>
+            <w:tcW w:type="dxa" w:w="1728"/>
+          </w:tcPr>
+          <w:p>
+            <w:r/>
+            <w:r>
+              <w:t>https://github.com/Igorr112323/Smarty_Chumakov/actions/runs/38467373802</w:t>
+            </w:r>
+          </w:p>
+        </w:tc>
+      </w:tr>
+      <w:tr>
+        <w:tc>
+          <w:tcPr>
+            <w:tcW w:type="dxa" w:w="1728"/>
+          </w:tcPr>
+          <w:p>
+            <w:r/>
+            <w:r>
+              <w:t>38463829783</w:t>
+            </w:r>
+          </w:p>
+        </w:tc>
+        <w:tc>
+          <w:tcPr>
+            <w:tcW w:type="dxa" w:w="1728"/>
+          </w:tcPr>
+          <w:p>
+            <w:r/>
+            <w:r>
+              <w:t>ci</w:t>
+            </w:r>
+          </w:p>
+        </w:tc>
+        <w:tc>
+          <w:tcPr>
+            <w:tcW w:type="dxa" w:w="1728"/>
+          </w:tcPr>
+          <w:p>
+            <w:r/>
+            <w:r>
+              <w:t>arena/266e93dc-smarty-chumakov / fb025159</w:t>
+            </w:r>
+          </w:p>
+        </w:tc>
+        <w:tc>
+          <w:tcPr>
+            <w:tcW w:type="dxa" w:w="1728"/>
+          </w:tcPr>
+          <w:p>
+            <w:r/>
+            <w:r>
+              <w:t>success</w:t>
+            </w:r>
+          </w:p>
+        </w:tc>
+        <w:tc>
+          <w:tcPr>
+            <w:tcW w:type="dxa" w:w="1728"/>
+          </w:tcPr>
+          <w:p>
+            <w:r/>
+            <w:r>
+              <w:t>https://github.com/Igorr112323/Smarty_Chumakov/actions/runs/38463829783</w:t>
+            </w:r>
+          </w:p>
+        </w:tc>
+      </w:tr>
+      <w:tr>
+        <w:tc>
+          <w:tcPr>
+            <w:tcW w:type="dxa" w:w="1728"/>
+          </w:tcPr>
+          <w:p>
+            <w:r/>
+            <w:r>
+              <w:t>38463822076</w:t>
+            </w:r>
+          </w:p>
+        </w:tc>
+        <w:tc>
+          <w:tcPr>
+            <w:tcW w:type="dxa" w:w="1728"/>
+          </w:tcPr>
+          <w:p>
+            <w:r/>
+            <w:r>
+              <w:t>build-and-release-exe</w:t>
+            </w:r>
+          </w:p>
+        </w:tc>
+        <w:tc>
+          <w:tcPr>
+            <w:tcW w:type="dxa" w:w="1728"/>
+          </w:tcPr>
+          <w:p>
+            <w:r/>
+            <w:r>
+              <w:t>arena/266e93dc-smarty-chumakov / fb025159</w:t>
+            </w:r>
+          </w:p>
+        </w:tc>
+        <w:tc>
+          <w:tcPr>
+            <w:tcW w:type="dxa" w:w="1728"/>
+          </w:tcPr>
+          <w:p>
+            <w:r/>
+            <w:r>
+              <w:t>success</w:t>
+            </w:r>
+          </w:p>
+        </w:tc>
+        <w:tc>
+          <w:tcPr>
+            <w:tcW w:type="dxa" w:w="1728"/>
+          </w:tcPr>
+          <w:p>
+            <w:r/>
+            <w:r>
+              <w:t>https://github.com/Igorr112323/Smarty_Chumakov/actions/runs/38463822076</w:t>
+            </w:r>
+          </w:p>
+        </w:tc>
+      </w:tr>
+      <w:tr>
+        <w:tc>
+          <w:tcPr>
+            <w:tcW w:type="dxa" w:w="1728"/>
+          </w:tcPr>
+          <w:p>
+            <w:r/>
+            <w:r>
+              <w:t>38463821914</w:t>
+            </w:r>
+          </w:p>
+        </w:tc>
+        <w:tc>
+          <w:tcPr>
+            <w:tcW w:type="dxa" w:w="1728"/>
+          </w:tcPr>
+          <w:p>
+            <w:r/>
+            <w:r>
+              <w:t>ci</w:t>
+            </w:r>
+          </w:p>
+        </w:tc>
+        <w:tc>
+          <w:tcPr>
+            <w:tcW w:type="dxa" w:w="1728"/>
+          </w:tcPr>
+          <w:p>
+            <w:r/>
+            <w:r>
+              <w:t>arena/266e93dc-smarty-chumakov / fb025159</w:t>
+            </w:r>
+          </w:p>
+        </w:tc>
+        <w:tc>
+          <w:tcPr>
+            <w:tcW w:type="dxa" w:w="1728"/>
+          </w:tcPr>
+          <w:p>
+            <w:r/>
+            <w:r>
+              <w:t>cancelled</w:t>
+            </w:r>
+          </w:p>
+        </w:tc>
+        <w:tc>
+          <w:tcPr>
+            <w:tcW w:type="dxa" w:w="1728"/>
+          </w:tcPr>
+          <w:p>
+            <w:r/>
+            <w:r>
+              <w:t>https://github.com/Igorr112323/Smarty_Chumakov/actions/runs/38463821914</w:t>
+            </w:r>
+          </w:p>
+        </w:tc>
+      </w:tr>
+      <w:tr>
+        <w:tc>
+          <w:tcPr>
+            <w:tcW w:type="dxa" w:w="1728"/>
+          </w:tcPr>
+          <w:p>
+            <w:r/>
+            <w:r>
+              <w:t>38458915444</w:t>
+            </w:r>
+          </w:p>
+        </w:tc>
+        <w:tc>
+          <w:tcPr>
+            <w:tcW w:type="dxa" w:w="1728"/>
+          </w:tcPr>
+          <w:p>
+            <w:r/>
+            <w:r>
+              <w:t>ci</w:t>
+            </w:r>
+          </w:p>
+        </w:tc>
+        <w:tc>
+          <w:tcPr>
+            <w:tcW w:type="dxa" w:w="1728"/>
+          </w:tcPr>
+          <w:p>
+            <w:r/>
+            <w:r>
+              <w:t>arena/266e93dc-smarty-chumakov / d5b687c1</w:t>
+            </w:r>
+          </w:p>
+        </w:tc>
+        <w:tc>
+          <w:tcPr>
+            <w:tcW w:type="dxa" w:w="1728"/>
+          </w:tcPr>
+          <w:p>
+            <w:r/>
+            <w:r>
+              <w:t>success</w:t>
+            </w:r>
+          </w:p>
+        </w:tc>
+        <w:tc>
+          <w:tcPr>
+            <w:tcW w:type="dxa" w:w="1728"/>
+          </w:tcPr>
+          <w:p>
+            <w:r/>
+            <w:r>
+              <w:t>https://github.com/Igorr112323/Smarty_Chumakov/actions/runs/38458915444</w:t>
+            </w:r>
+          </w:p>
+        </w:tc>
+      </w:tr>
+      <w:tr>
+        <w:tc>
+          <w:tcPr>
+            <w:tcW w:type="dxa" w:w="1728"/>
+          </w:tcPr>
+          <w:p>
+            <w:r/>
+            <w:r>
+              <w:t>38458906518</w:t>
+            </w:r>
+          </w:p>
+        </w:tc>
+        <w:tc>
+          <w:tcPr>
+            <w:tcW w:type="dxa" w:w="1728"/>
+          </w:tcPr>
+          <w:p>
+            <w:r/>
+            <w:r>
+              <w:t>ci</w:t>
+            </w:r>
+          </w:p>
+        </w:tc>
+        <w:tc>
+          <w:tcPr>
+            <w:tcW w:type="dxa" w:w="1728"/>
+          </w:tcPr>
+          <w:p>
+            <w:r/>
+            <w:r>
+              <w:t>arena/266e93dc-smarty-chumakov / d5b687c1</w:t>
+            </w:r>
+          </w:p>
+        </w:tc>
+        <w:tc>
+          <w:tcPr>
+            <w:tcW w:type="dxa" w:w="1728"/>
+          </w:tcPr>
+          <w:p>
+            <w:r/>
+            <w:r>
+              <w:t>success</w:t>
+            </w:r>
+          </w:p>
+        </w:tc>
+        <w:tc>
+          <w:tcPr>
+            <w:tcW w:type="dxa" w:w="1728"/>
+          </w:tcPr>
+          <w:p>
+            <w:r/>
+            <w:r>
+              <w:t>https://github.com/Igorr112323/Smarty_Chumakov/actions/runs/38458906518</w:t>
+            </w:r>
+          </w:p>
+        </w:tc>
+      </w:tr>
+      <w:tr>
+        <w:tc>
+          <w:tcPr>
+            <w:tcW w:type="dxa" w:w="1728"/>
+          </w:tcPr>
+          <w:p>
+            <w:r/>
+            <w:r>
+              <w:t>38453402501</w:t>
+            </w:r>
+          </w:p>
+        </w:tc>
+        <w:tc>
+          <w:tcPr>
+            <w:tcW w:type="dxa" w:w="1728"/>
+          </w:tcPr>
+          <w:p>
+            <w:r/>
+            <w:r>
+              <w:t>ci</w:t>
+            </w:r>
+          </w:p>
+        </w:tc>
+        <w:tc>
+          <w:tcPr>
+            <w:tcW w:type="dxa" w:w="1728"/>
+          </w:tcPr>
+          <w:p>
+            <w:r/>
+            <w:r>
+              <w:t>arena/266e93dc-smarty-chumakov / 4c2d9ed4</w:t>
+            </w:r>
+          </w:p>
+        </w:tc>
+        <w:tc>
+          <w:tcPr>
+            <w:tcW w:type="dxa" w:w="1728"/>
+          </w:tcPr>
+          <w:p>
+            <w:r/>
+            <w:r>
+              <w:t>failure</w:t>
+            </w:r>
+          </w:p>
+        </w:tc>
+        <w:tc>
+          <w:tcPr>
+            <w:tcW w:type="dxa" w:w="1728"/>
+          </w:tcPr>
+          <w:p>
+            <w:r/>
+            <w:r>
+              <w:t>https://github.com/Igorr112323/Smarty_Chumakov/actions/runs/38453402501</w:t>
+            </w:r>
+          </w:p>
+        </w:tc>
+      </w:tr>
+      <w:tr>
+        <w:tc>
+          <w:tcPr>
+            <w:tcW w:type="dxa" w:w="1728"/>
+          </w:tcPr>
+          <w:p>
+            <w:r/>
+            <w:r>
+              <w:t>38453395245</w:t>
+            </w:r>
+          </w:p>
+        </w:tc>
+        <w:tc>
+          <w:tcPr>
+            <w:tcW w:type="dxa" w:w="1728"/>
+          </w:tcPr>
+          <w:p>
+            <w:r/>
+            <w:r>
+              <w:t>ci</w:t>
+            </w:r>
+          </w:p>
+        </w:tc>
+        <w:tc>
+          <w:tcPr>
+            <w:tcW w:type="dxa" w:w="1728"/>
+          </w:tcPr>
+          <w:p>
+            <w:r/>
+            <w:r>
+              <w:t>arena/266e93dc-smarty-chumakov / 4c2d9ed4</w:t>
+            </w:r>
+          </w:p>
+        </w:tc>
+        <w:tc>
+          <w:tcPr>
+            <w:tcW w:type="dxa" w:w="1728"/>
+          </w:tcPr>
+          <w:p>
+            <w:r/>
+            <w:r>
+              <w:t>failure</w:t>
+            </w:r>
+          </w:p>
+        </w:tc>
+        <w:tc>
+          <w:tcPr>
+            <w:tcW w:type="dxa" w:w="1728"/>
+          </w:tcPr>
+          <w:p>
+            <w:r/>
+            <w:r>
+              <w:t>https://github.com/Igorr112323/Smarty_Chumakov/actions/runs/38453395245</w:t>
+            </w:r>
+          </w:p>
+        </w:tc>
+      </w:tr>
+    </w:tbl>
+    <w:p/>
     <w:p>
       <w:pPr>
         <w:pStyle w:val="Heading2"/>

--- a/docs/ЗАКРЫТИЕ_ДОГОВОРА_ПО_КОДУ.docx
+++ b/docs/ЗАКРЫТИЕ_ДОГОВОРА_ПО_КОДУ.docx
@@ -109,7 +109,7 @@
           <w:color w:val="224488"/>
           <w:sz w:val="19"/>
         </w:rPr>
-        <w:t>a8454d0476cac2feddccc91d0e91e1fb52f5e87c</w:t>
+        <w:t>636656411f194543a3e2b8521c971b2220d3a597</w:t>
       </w:r>
     </w:p>
     <w:p>
@@ -117,7 +117,7 @@
         <w:pStyle w:val="ListBullet"/>
       </w:pPr>
       <w:r>
-        <w:t>Дата прогона: 2026-10-13T22:57:45Z</w:t>
+        <w:t>Дата прогона: 2026-10-13T23:40:36Z</w:t>
       </w:r>
     </w:p>
     <w:p>
@@ -344,7 +344,7 @@
           <w:p>
             <w:r/>
             <w:r>
-              <w:t>chars=2000000, seconds=8.183, peak_memory_mb=259.4, spans=1, dataset=synthetic-2000000</w:t>
+              <w:t>chars=2000000, seconds=8.047, peak_memory_mb=259.3, spans=1, dataset=synthetic-2000000</w:t>
             </w:r>
           </w:p>
         </w:tc>
@@ -848,7 +848,7 @@
           <w:p>
             <w:r/>
             <w:r>
-              <w:t>by_size={'500': {'runs_seconds': [0.0024, 0.0016, 0.0017], 'median_seconds': 0.0017, 'median_ms_per_1000_chars': 3.3916}, '2000': {'runs_seconds': [0.0039, 0.0029, 0.0026], 'median_seconds': 0.0029, 'median_ms_per_1000_chars': 1.4377}, '10000': {'runs_seconds': [0.0169, 0.0102, 0.0103], 'median_seconds': 0.0103, 'median_ms_per_1000_chars': 1.0339}, '50000': {'runs_seconds': [0.0703, 0.0532, 0.047], 'median_seconds': 0.0532, 'median_ms_per_1000_chars': 1.0634}}, limit_run={'chars': 2000000, 'seconds': 8.183, 'ms_per_1000_chars': 4.0915, 'peak_memory_mb': 259.4, 'success': True, 'spans': 1}, target_ms_per_1000_chars=30.0, target_seconds_2m=60.0, dataset=synthetic</w:t>
+              <w:t>by_size={'500': {'runs_seconds': [0.0017, 0.001, 0.001], 'median_seconds': 0.001, 'median_ms_per_1000_chars': 1.9723}, '2000': {'runs_seconds': [0.0033, 0.0024, 0.0023], 'median_seconds': 0.0024, 'median_ms_per_1000_chars': 1.1931}, '10000': {'runs_seconds': [0.0142, 0.01, 0.0095], 'median_seconds': 0.01, 'median_ms_per_1000_chars': 1.0023}, '50000': {'runs_seconds': [0.0674, 0.0515, 0.0481], 'median_seconds': 0.0515, 'median_ms_per_1000_chars': 1.03}}, limit_run={'chars': 2000000, 'seconds': 8.047, 'ms_per_1000_chars': 4.0237, 'peak_memory_mb': 259.3, 'success': True, 'spans': 1}, target_ms_per_1000_chars=30.0, target_seconds_2m=60.0, dataset=synthetic</w:t>
             </w:r>
           </w:p>
         </w:tc>
@@ -1016,7 +1016,7 @@
           <w:p>
             <w:r/>
             <w:r>
-              <w:t>build_returncode=0, build_stderr=, pyz_size_bytes=171242, pyz_size_mb=0.1633, pyz_size_mb_decimal=0.1712, pyz_sha256=cf701396aac140cad9d905c2e67021567dd66ea58c87494e2568da48a12c4c61, …</w:t>
+              <w:t>build_returncode=0, build_stderr=, pyz_size_bytes=171242, pyz_size_mb=0.1633, pyz_size_mb_decimal=0.1712, pyz_sha256=7b55c33b90f55ae3fab8bbcec2569c3152dfcf80f549aec45d74b412ee0ba673, …</w:t>
             </w:r>
           </w:p>
         </w:tc>
@@ -1688,7 +1688,7 @@
           <w:p>
             <w:r/>
             <w:r>
-              <w:t>copy_sha256_equal=True, pyz_sha256=cf701396aac140cad9d905c2e67021567dd66ea58c87494e2568da48a12c4c61, checksum_helper=True, release_tag=v1.3.0, release_checksum_verified=None, dataset=spanverify.pyz</w:t>
+              <w:t>copy_sha256_equal=True, pyz_sha256=7b55c33b90f55ae3fab8bbcec2569c3152dfcf80f549aec45d74b412ee0ba673, checksum_helper=True, release_tag=v1.3.0, release_checksum_verified=None, dataset=spanverify.pyz</w:t>
             </w:r>
           </w:p>
         </w:tc>

--- a/docs/ЗАКРЫТИЕ_ДОГОВОРА_ПО_КОДУ.docx
+++ b/docs/ЗАКРЫТИЕ_ДОГОВОРА_ПО_КОДУ.docx
@@ -109,7 +109,7 @@
           <w:color w:val="224488"/>
           <w:sz w:val="19"/>
         </w:rPr>
-        <w:t>636656411f194543a3e2b8521c971b2220d3a597</w:t>
+        <w:t>637a56215f2a622e857a2fbbadd633f96b47e25b</w:t>
       </w:r>
     </w:p>
     <w:p>
@@ -117,7 +117,7 @@
         <w:pStyle w:val="ListBullet"/>
       </w:pPr>
       <w:r>
-        <w:t>Дата прогона: 2026-10-13T23:40:36Z</w:t>
+        <w:t>Дата прогона: 2026-10-14T13:56:57Z</w:t>
       </w:r>
     </w:p>
     <w:p>
@@ -344,7 +344,7 @@
           <w:p>
             <w:r/>
             <w:r>
-              <w:t>chars=2000000, seconds=8.047, peak_memory_mb=259.3, spans=1, dataset=synthetic-2000000</w:t>
+              <w:t>chars=2000000, seconds=4.984, peak_memory_mb=261.3, spans=1, dataset=synthetic-2000000</w:t>
             </w:r>
           </w:p>
         </w:tc>
@@ -680,7 +680,7 @@
           <w:p>
             <w:r/>
             <w:r>
-              <w:t>tokens={'precision': 1.0, 'recall': 0.5795, 'f1': 0.7338, 'fpr': 0.0, 'tp': 153, 'fp': 0, 'fn': 111, 'tn': 1604, 'auc': 0.935}, spans={'precision': 1.0, 'recall': 0.6364, 'f1': 0.7778, 'tp': 63, 'fp': 0, 'fn': 36, 'iou_threshold': 0.5, 'recall_containment': 0.6364, 'f1_expanded_labels': 0.1235, 'mean_width_ratio': 1.0878}, answers={'threshold': 1.0, 'precision': 1.0, 'recall': 0.4343, 'f1': 0.6056, 'fpr': 0.0, 'auc': 0.7172, 'tp': 43, 'fp': 0, 'fn': 56, 'tn': 81}, verdicts={'tp': 58, 'fp': 0, 'fn': 41, 'tn': 81, 'precision': 1.0, 'recall': 0.5859, 'f1': 0.7389, 'fpr': 0.0, 'flagged_share': 0.3222}, pairs=180, iou_threshold=0.5, …</w:t>
+              <w:t>tokens={'precision': 1.0, 'recall': 0.5795, 'f1': 0.7338, 'fpr': 0.0, 'tp': 153, 'fp': 0, 'fn': 111, 'tn': 1604, 'auc': 0.935}, spans={'precision': 1.0, 'recall': 0.6364, 'f1': 0.7778, 'tp': 63, 'fp': 0, 'fn': 36, 'iou_threshold': 0.5, 'recall_containment': 0.6364, 'f1_expanded_labels': 0.1235, 'mean_width_ratio': 1.0878}, answers={'threshold': 1.0, 'precision': 1.0, 'recall': 0.4343, 'f1': 0.6056, 'fpr': 0.0, 'auc': 0.7172, 'tp': 43, 'fp': 0, 'fn': 56, 'tn': 81}, verdicts={'tp': 57, 'fp': 0, 'fn': 42, 'tn': 81, 'precision': 1.0, 'recall': 0.5758, 'f1': 0.7308, 'fpr': 0.0, 'flagged_share': 0.3167}, pairs=180, iou_threshold=0.5, …</w:t>
             </w:r>
           </w:p>
         </w:tc>
@@ -848,7 +848,7 @@
           <w:p>
             <w:r/>
             <w:r>
-              <w:t>by_size={'500': {'runs_seconds': [0.0017, 0.001, 0.001], 'median_seconds': 0.001, 'median_ms_per_1000_chars': 1.9723}, '2000': {'runs_seconds': [0.0033, 0.0024, 0.0023], 'median_seconds': 0.0024, 'median_ms_per_1000_chars': 1.1931}, '10000': {'runs_seconds': [0.0142, 0.01, 0.0095], 'median_seconds': 0.01, 'median_ms_per_1000_chars': 1.0023}, '50000': {'runs_seconds': [0.0674, 0.0515, 0.0481], 'median_seconds': 0.0515, 'median_ms_per_1000_chars': 1.03}}, limit_run={'chars': 2000000, 'seconds': 8.047, 'ms_per_1000_chars': 4.0237, 'peak_memory_mb': 259.3, 'success': True, 'spans': 1}, target_ms_per_1000_chars=30.0, target_seconds_2m=60.0, dataset=synthetic</w:t>
+              <w:t>by_size={'500': {'runs_seconds': [0.0012, 0.0007, 0.0006], 'median_seconds': 0.0007, 'median_ms_per_1000_chars': 1.3871}, '2000': {'runs_seconds': [0.0021, 0.0015, 0.0015], 'median_seconds': 0.0015, 'median_ms_per_1000_chars': 0.7526}, '10000': {'runs_seconds': [0.009, 0.0063, 0.0061], 'median_seconds': 0.0063, 'median_ms_per_1000_chars': 0.6271}, '50000': {'runs_seconds': [0.042, 0.0323, 0.0301], 'median_seconds': 0.0323, 'median_ms_per_1000_chars': 0.6459}}, limit_run={'chars': 2000000, 'seconds': 4.984, 'ms_per_1000_chars': 2.4921, 'peak_memory_mb': 261.3, 'success': True, 'spans': 1}, target_ms_per_1000_chars=30.0, target_seconds_2m=60.0, dataset=synthetic</w:t>
             </w:r>
           </w:p>
         </w:tc>
@@ -1016,7 +1016,7 @@
           <w:p>
             <w:r/>
             <w:r>
-              <w:t>build_returncode=0, build_stderr=, pyz_size_bytes=171242, pyz_size_mb=0.1633, pyz_size_mb_decimal=0.1712, pyz_sha256=7b55c33b90f55ae3fab8bbcec2569c3152dfcf80f549aec45d74b412ee0ba673, …</w:t>
+              <w:t>build_returncode=0, build_stderr=, pyz_size_bytes=173653, pyz_size_mb=0.1656, pyz_size_mb_decimal=0.1737, pyz_sha256=49ed590ea767bbbfec0d2b5d23a5234484cdb791da8aace896ae451f9c93e29b, …</w:t>
             </w:r>
           </w:p>
         </w:tc>
@@ -1184,7 +1184,7 @@
           <w:p>
             <w:r/>
             <w:r>
-              <w:t>pyz_size_mb=0.1633, pyz_size_mb_decimal=0.1712, pyz_size_bytes=171242, limit_mb=0.6, release_pyz_size_bytes=539191, release_exe_size_bytes=9134317, …</w:t>
+              <w:t>pyz_size_mb=0.1656, pyz_size_mb_decimal=0.1737, pyz_size_bytes=173653, limit_mb=0.6, release_pyz_size_bytes=539191, release_exe_size_bytes=9134317, …</w:t>
             </w:r>
           </w:p>
         </w:tc>
@@ -1352,7 +1352,7 @@
           <w:p>
             <w:r/>
             <w:r>
-              <w:t>returncode=1, changed_files_inside_copy=['spanverify-module/spanverify/__pycache__/__init__.cpython-311.pyc', 'spanverify-module/spanverify/__pycache__/__main__.cpython-311.pyc', 'spanverify-module/spanverify/__pycache__/_version.cpython-311.pyc', 'spanverify-module/spanverify/__pycache__/calibration.cpython-311.pyc', 'spanverify-module/spanverify/__pycache__/cli.cpython-311.pyc', 'spanverify-module/spanverify/__pycache__/config.cpython-311.pyc', 'spanverify-module/spanverify/__pycache__/core.cpython-311.pyc', 'spanverify-module/spanverify/__pycache__/coverage.cpython-311.pyc', 'spanverify-module/spanverify/__pycache__/dataset.cpython-311.pyc', 'spanverify-module/spanverify/__pycache__/detector.cpython-311.pyc'], changed_files_outside_copy=[], python=3.11.2, site_packages=/usr/local/lib/python3.11/dist-packages, extra_packages=[], …</w:t>
+              <w:t>returncode=1, changed_files_inside_copy=['spanverify-module/spanverify/__pycache__/__init__.cpython-311.pyc', 'spanverify-module/spanverify/__pycache__/__main__.cpython-311.pyc', 'spanverify-module/spanverify/__pycache__/_version.cpython-311.pyc', 'spanverify-module/spanverify/__pycache__/calibration.cpython-311.pyc', 'spanverify-module/spanverify/__pycache__/cli.cpython-311.pyc', 'spanverify-module/spanverify/__pycache__/config.cpython-311.pyc', 'spanverify-module/spanverify/__pycache__/core.cpython-311.pyc', 'spanverify-module/spanverify/__pycache__/coverage.cpython-311.pyc', 'spanverify-module/spanverify/__pycache__/dataset.cpython-311.pyc', 'spanverify-module/spanverify/__pycache__/detector.cpython-311.pyc'], changed_files_outside_copy=[], python=3.11.2, site_packages=/home/user/Smarty_Chumakov/spanverify-module/.venv/lib/python3.11/site-packages, extra_packages=[], …</w:t>
             </w:r>
           </w:p>
         </w:tc>
@@ -1577,7 +1577,7 @@
           <w:p>
             <w:r/>
             <w:r>
-              <w:t>замер объёма поставки без весов; объём с весами измеряется на машине с кэшем</w:t>
+              <w:t>замер объёма поставки без весов (файлы клона без .venv, кэшей, build/dist и сырых внешних данных data/external); объём с весами измеряется на машине с кэшем</w:t>
             </w:r>
           </w:p>
         </w:tc>
@@ -1604,7 +1604,7 @@
           <w:p>
             <w:r/>
             <w:r>
-              <w:t>module_size_mb=43.711, module_size_without_data_mb=1.099, pyz_size_mb=0.1633, with_weights_mb=1368.2, limit_without_weights_mb=100.0, limit_with_weights_mb=1500.0, …</w:t>
+              <w:t>module_size_mb=41.292, module_size_without_data_mb=0.483, pyz_size_mb=0.1656, with_weights_mb=1368.2, limit_without_weights_mb=100.0, limit_with_weights_mb=1500.0, …</w:t>
             </w:r>
           </w:p>
         </w:tc>
@@ -1688,7 +1688,7 @@
           <w:p>
             <w:r/>
             <w:r>
-              <w:t>copy_sha256_equal=True, pyz_sha256=7b55c33b90f55ae3fab8bbcec2569c3152dfcf80f549aec45d74b412ee0ba673, checksum_helper=True, release_tag=v1.3.0, release_checksum_verified=None, dataset=spanverify.pyz</w:t>
+              <w:t>copy_sha256_equal=True, pyz_sha256=49ed590ea767bbbfec0d2b5d23a5234484cdb791da8aace896ae451f9c93e29b, checksum_helper=True, release_tag=v1.3.0, release_checksum_verified=None, dataset=spanverify.pyz</w:t>
             </w:r>
           </w:p>
         </w:tc>
@@ -1772,7 +1772,7 @@
           <w:p>
             <w:r/>
             <w:r>
-              <w:t>platform=Linux-6.1.158+-x86_64-with-glibc2.36, machine=x86_64, cpu_count=2, memory_total_gb=3.85, disk_free_gb=19.09, gpu=False, …</w:t>
+              <w:t>platform=Linux-6.1.158+-x86_64-with-glibc2.36, machine=x86_64, cpu_count=2, memory_total_gb=3.85, disk_free_gb=19.11, gpu=False, …</w:t>
             </w:r>
           </w:p>
         </w:tc>
@@ -2024,7 +2024,7 @@
           <w:p>
             <w:r/>
             <w:r>
-              <w:t>collect_returncode=0, collected=587, coverage_file=spanverify-module/reports/coverage.json, coverage_percent=87.78, coverage_gate_percent=85, dataset=spanverify-module/tests, …</w:t>
+              <w:t>collect_returncode=0, collected=606, coverage_file=spanverify-module/reports/coverage.json, coverage_percent=87.82, coverage_gate_percent=85, dataset=spanverify-module/tests, …</w:t>
             </w:r>
           </w:p>
         </w:tc>
@@ -2864,7 +2864,7 @@
           <w:p>
             <w:r/>
             <w:r>
-              <w:t>dataset=договор № 20478ГУ/2026, проект 117812, compared={'макс_знаков': {'договор': 2000000, 'код': 2000000, 'источник': 'spanverify-module/spanverify/limits.py: MAX_TEXT_CHARS', 'совпадает': True}, 'мс_на_1000_знаков': {'договор': 30, 'код': 30.0, 'источник': 'spanverify-module/spanverify/limits.py: TARGET_MS_PER_1000_CHARS', 'совпадает': True}, 'сек_на_2000000': {'договор': 60, 'код': 60.0, 'источник': 'spanverify-module/spanverify/limits.py: TARGET_SECONDS_2M', 'совпадает': True}, 'пересечение_границ': {'договор': 0.5, 'код': 0.5, 'источник': 'spanverify-module/spanverify/gates.py: IOU_MATCH_THRESHOLD', 'совпадает': True}, 'порт': {'договор': 8765, 'код': 8765, 'источник': 'spanverify-module/spanverify/server.py: DEFAULT_PORT', 'совпадает': True}, 'признаков_на_токен': {'договор': 5, 'код': 5, 'источник': 'spanverify-module/spanverify/features.py: FEATURE_NAMES', 'совпадает': True}, 'f1_мин': {'договор': 0.5, 'код': 0.5, 'источник': 'spanverify-module/spanverify/gates.py: CONTRACT_GATE', 'совпадает': True}, 'fpr_макс': {'договор': 0.4, 'код': 0.4, 'источник': 'spanverify-module/spanverify/gates.py: CONTRACT_GATE', 'совпадает': True}, 'exe_макс_МБ': {'договор': 9, 'код': 9.0, 'источник': 'scripts/contract_check.py: CONTRACT_EXE_MAX_MB', 'совпадает': True}, 'пакет_макс_МБ': {'договор': 0.6, 'код': 0.6, 'источник': 'scripts/contract_check.py: CONTRACT_PACKAGE_MAX_MB', 'совпадает': True}, 'хранение_без_весов_МБ': {'договор': 100, 'код': 100.0, 'источник': 'scripts/contract_check.py: CONTRACT_STORAGE_WITHOUT_MB', 'совпадает': True}, 'хранение_с_весами_МБ': {'договор': 1500, 'код': 1500.0, 'источник': 'scripts/contract_check.py: CONTRACT_STORAGE_WITH_MB', 'совпадает': True}, 'пар_в_наборе': {'договор': 1200, 'код': 1200, 'источник': 'spanverify-module/data/corpus_a/pairs.jsonl', 'совпадает': True}}, compared_total=13, mismatches=[], pdf_present=True, pdf_path_kind=переменная окружения, …</w:t>
+              <w:t>dataset=договор № 20478ГУ/2026, проект 117812, compared={'макс_знаков': {'договор': 2000000, 'код': 2000000, 'источник': 'spanverify-module/spanverify/limits.py: MAX_TEXT_CHARS', 'совпадает': True}, 'мс_на_1000_знаков': {'договор': 30, 'код': 30.0, 'источник': 'spanverify-module/spanverify/limits.py: TARGET_MS_PER_1000_CHARS', 'совпадает': True}, 'сек_на_2000000': {'договор': 60, 'код': 60.0, 'источник': 'spanverify-module/spanverify/limits.py: TARGET_SECONDS_2M', 'совпадает': True}, 'пересечение_границ': {'договор': 0.5, 'код': 0.5, 'источник': 'spanverify-module/spanverify/gates.py: IOU_MATCH_THRESHOLD', 'совпадает': True}, 'порт': {'договор': 8765, 'код': 8765, 'источник': 'spanverify-module/spanverify/server.py: DEFAULT_PORT', 'совпадает': True}, 'признаков_на_токен': {'договор': 5, 'код': 5, 'источник': 'spanverify-module/spanverify/features.py: FEATURE_NAMES', 'совпадает': True}, 'f1_мин': {'договор': 0.5, 'код': 0.5, 'источник': 'spanverify-module/spanverify/gates.py: CONTRACT_GATE', 'совпадает': True}, 'fpr_макс': {'договор': 0.4, 'код': 0.4, 'источник': 'spanverify-module/spanverify/gates.py: CONTRACT_GATE', 'совпадает': True}, 'exe_макс_МБ': {'договор': 9, 'код': 9.0, 'источник': 'scripts/contract_check.py: CONTRACT_EXE_MAX_MB', 'совпадает': True}, 'пакет_макс_МБ': {'договор': 0.6, 'код': 0.6, 'источник': 'scripts/contract_check.py: CONTRACT_PACKAGE_MAX_MB', 'совпадает': True}, 'хранение_без_весов_МБ': {'договор': 100, 'код': 100.0, 'источник': 'scripts/contract_check.py: CONTRACT_STORAGE_WITHOUT_MB', 'совпадает': True}, 'хранение_с_весами_МБ': {'договор': 1500, 'код': 1500.0, 'источник': 'scripts/contract_check.py: CONTRACT_STORAGE_WITH_MB', 'совпадает': True}, 'пар_в_наборе': {'договор': 1200, 'код': 1200, 'источник': 'spanverify-module/data/corpus_a/pairs.jsonl', 'совпадает': True}}, compared_total=13, mismatches=[], pdf_present=False, pdf_path_kind=корень репозитория, …</w:t>
             </w:r>
           </w:p>
         </w:tc>
@@ -2948,7 +2948,7 @@
           <w:p>
             <w:r/>
             <w:r>
-              <w:t>dataset=договор № 20478ГУ/2026, проект 117812, recorded_sha256=e5eb6ad8522fa70135f75bf22b0b5f3464fcc17d9c6f04d81b48976a42e69cd5, recorded_bytes=5019351, recorded_pages=32, pdf_present=True, personal_data_in_repo=False, …</w:t>
+              <w:t>dataset=договор № 20478ГУ/2026, проект 117812, recorded_sha256=e5eb6ad8522fa70135f75bf22b0b5f3464fcc17d9c6f04d81b48976a42e69cd5, recorded_bytes=5019351, recorded_pages=32, pdf_present=False, personal_data_in_repo=False, …</w:t>
             </w:r>
           </w:p>
         </w:tc>
@@ -3061,6 +3061,1328 @@
       </w:tr>
     </w:tbl>
     <w:p/>
+    <w:p>
+      <w:pPr>
+        <w:pStyle w:val="Heading2"/>
+      </w:pPr>
+      <w:r>
+        <w:t>Запас по договорным числам (норма → факт → запас)</w:t>
+      </w:r>
+    </w:p>
+    <w:p>
+      <w:r>
+        <w:t>Запас — это факт по сравнению с нормой, а не отдельное обещание: положительный</w:t>
+      </w:r>
+    </w:p>
+    <w:p>
+      <w:r>
+        <w:t>запас означает, что требование выполнено с запасом, отрицательный честно помечен.</w:t>
+      </w:r>
+    </w:p>
+    <w:p>
+      <w:r>
+        <w:t>Числа берутся из артефактов прогонов; строка «не измерено» означает, что прогона</w:t>
+      </w:r>
+    </w:p>
+    <w:p>
+      <w:r>
+        <w:t>в этом окружении не было.</w:t>
+      </w:r>
+    </w:p>
+    <w:tbl>
+      <w:tblPr>
+        <w:tblStyle w:val="LightGrid-Accent1"/>
+        <w:tblW w:type="auto" w:w="0"/>
+        <w:tblLook w:firstColumn="1" w:firstRow="1" w:lastColumn="0" w:lastRow="0" w:noHBand="0" w:noVBand="1" w:val="04A0"/>
+      </w:tblPr>
+      <w:tblGrid>
+        <w:gridCol w:w="1440"/>
+        <w:gridCol w:w="1440"/>
+        <w:gridCol w:w="1440"/>
+        <w:gridCol w:w="1440"/>
+        <w:gridCol w:w="1440"/>
+        <w:gridCol w:w="1440"/>
+      </w:tblGrid>
+      <w:tr>
+        <w:tc>
+          <w:tcPr>
+            <w:tcW w:type="dxa" w:w="1440"/>
+          </w:tcPr>
+          <w:p>
+            <w:r>
+              <w:rPr>
+                <w:b/>
+              </w:rPr>
+            </w:r>
+            <w:r>
+              <w:rPr>
+                <w:b/>
+              </w:rPr>
+              <w:t>Пункт</w:t>
+            </w:r>
+          </w:p>
+        </w:tc>
+        <w:tc>
+          <w:tcPr>
+            <w:tcW w:type="dxa" w:w="1440"/>
+          </w:tcPr>
+          <w:p>
+            <w:r>
+              <w:rPr>
+                <w:b/>
+              </w:rPr>
+            </w:r>
+            <w:r>
+              <w:rPr>
+                <w:b/>
+              </w:rPr>
+              <w:t>Что меряется</w:t>
+            </w:r>
+          </w:p>
+        </w:tc>
+        <w:tc>
+          <w:tcPr>
+            <w:tcW w:type="dxa" w:w="1440"/>
+          </w:tcPr>
+          <w:p>
+            <w:r>
+              <w:rPr>
+                <w:b/>
+              </w:rPr>
+            </w:r>
+            <w:r>
+              <w:rPr>
+                <w:b/>
+              </w:rPr>
+              <w:t>Норма</w:t>
+            </w:r>
+          </w:p>
+        </w:tc>
+        <w:tc>
+          <w:tcPr>
+            <w:tcW w:type="dxa" w:w="1440"/>
+          </w:tcPr>
+          <w:p>
+            <w:r>
+              <w:rPr>
+                <w:b/>
+              </w:rPr>
+            </w:r>
+            <w:r>
+              <w:rPr>
+                <w:b/>
+              </w:rPr>
+              <w:t>Факт</w:t>
+            </w:r>
+          </w:p>
+        </w:tc>
+        <w:tc>
+          <w:tcPr>
+            <w:tcW w:type="dxa" w:w="1440"/>
+          </w:tcPr>
+          <w:p>
+            <w:r>
+              <w:rPr>
+                <w:b/>
+              </w:rPr>
+            </w:r>
+            <w:r>
+              <w:rPr>
+                <w:b/>
+              </w:rPr>
+              <w:t>Запас</w:t>
+            </w:r>
+          </w:p>
+        </w:tc>
+        <w:tc>
+          <w:tcPr>
+            <w:tcW w:type="dxa" w:w="1440"/>
+          </w:tcPr>
+          <w:p>
+            <w:r>
+              <w:rPr>
+                <w:b/>
+              </w:rPr>
+            </w:r>
+            <w:r>
+              <w:rPr>
+                <w:b/>
+              </w:rPr>
+              <w:t>Источник</w:t>
+            </w:r>
+          </w:p>
+        </w:tc>
+      </w:tr>
+      <w:tr>
+        <w:tc>
+          <w:tcPr>
+            <w:tcW w:type="dxa" w:w="1440"/>
+          </w:tcPr>
+          <w:p>
+            <w:r/>
+            <w:r>
+              <w:t>ТЗ п. 4.1 треб. 1</w:t>
+            </w:r>
+          </w:p>
+        </w:tc>
+        <w:tc>
+          <w:tcPr>
+            <w:tcW w:type="dxa" w:w="1440"/>
+          </w:tcPr>
+          <w:p>
+            <w:r/>
+            <w:r>
+              <w:t>Предельный вход 2 000 000 знаков: время обработки</w:t>
+            </w:r>
+          </w:p>
+        </w:tc>
+        <w:tc>
+          <w:tcPr>
+            <w:tcW w:type="dxa" w:w="1440"/>
+          </w:tcPr>
+          <w:p>
+            <w:r/>
+            <w:r>
+              <w:t>≤ 30 с</w:t>
+            </w:r>
+          </w:p>
+        </w:tc>
+        <w:tc>
+          <w:tcPr>
+            <w:tcW w:type="dxa" w:w="1440"/>
+          </w:tcPr>
+          <w:p>
+            <w:r/>
+            <w:r>
+              <w:t>4.984 с</w:t>
+            </w:r>
+          </w:p>
+        </w:tc>
+        <w:tc>
+          <w:tcPr>
+            <w:tcW w:type="dxa" w:w="1440"/>
+          </w:tcPr>
+          <w:p>
+            <w:r/>
+            <w:r>
+              <w:t>+83.4 %</w:t>
+            </w:r>
+          </w:p>
+        </w:tc>
+        <w:tc>
+          <w:tcPr>
+            <w:tcW w:type="dxa" w:w="1440"/>
+          </w:tcPr>
+          <w:p>
+            <w:r/>
+            <w:r>
+              <w:t>reports/contract/4.1.1-text-limit.json</w:t>
+            </w:r>
+          </w:p>
+        </w:tc>
+      </w:tr>
+      <w:tr>
+        <w:tc>
+          <w:tcPr>
+            <w:tcW w:type="dxa" w:w="1440"/>
+          </w:tcPr>
+          <w:p>
+            <w:r/>
+            <w:r>
+              <w:t>ТЗ п. 4.1 треб. 7</w:t>
+            </w:r>
+          </w:p>
+        </w:tc>
+        <w:tc>
+          <w:tcPr>
+            <w:tcW w:type="dxa" w:w="1440"/>
+          </w:tcPr>
+          <w:p>
+            <w:r/>
+            <w:r>
+              <w:t>Быстродействие на 1000 знаков (худший замер, предельный текст)</w:t>
+            </w:r>
+          </w:p>
+        </w:tc>
+        <w:tc>
+          <w:tcPr>
+            <w:tcW w:type="dxa" w:w="1440"/>
+          </w:tcPr>
+          <w:p>
+            <w:r/>
+            <w:r>
+              <w:t>≤ 30 мс</w:t>
+            </w:r>
+          </w:p>
+        </w:tc>
+        <w:tc>
+          <w:tcPr>
+            <w:tcW w:type="dxa" w:w="1440"/>
+          </w:tcPr>
+          <w:p>
+            <w:r/>
+            <w:r>
+              <w:t>2.4921 мс</w:t>
+            </w:r>
+          </w:p>
+        </w:tc>
+        <w:tc>
+          <w:tcPr>
+            <w:tcW w:type="dxa" w:w="1440"/>
+          </w:tcPr>
+          <w:p>
+            <w:r/>
+            <w:r>
+              <w:t>+91.7 %</w:t>
+            </w:r>
+          </w:p>
+        </w:tc>
+        <w:tc>
+          <w:tcPr>
+            <w:tcW w:type="dxa" w:w="1440"/>
+          </w:tcPr>
+          <w:p>
+            <w:r/>
+            <w:r>
+              <w:t>reports/contract/4.1.7-performance.json</w:t>
+            </w:r>
+          </w:p>
+        </w:tc>
+      </w:tr>
+      <w:tr>
+        <w:tc>
+          <w:tcPr>
+            <w:tcW w:type="dxa" w:w="1440"/>
+          </w:tcPr>
+          <w:p>
+            <w:r/>
+            <w:r>
+              <w:t>ТЗ п. 4.1 треб. 7</w:t>
+            </w:r>
+          </w:p>
+        </w:tc>
+        <w:tc>
+          <w:tcPr>
+            <w:tcW w:type="dxa" w:w="1440"/>
+          </w:tcPr>
+          <w:p>
+            <w:r/>
+            <w:r>
+              <w:t>Предельный текст 2 000 000 знаков: полное время</w:t>
+            </w:r>
+          </w:p>
+        </w:tc>
+        <w:tc>
+          <w:tcPr>
+            <w:tcW w:type="dxa" w:w="1440"/>
+          </w:tcPr>
+          <w:p>
+            <w:r/>
+            <w:r>
+              <w:t>≤ 60 с</w:t>
+            </w:r>
+          </w:p>
+        </w:tc>
+        <w:tc>
+          <w:tcPr>
+            <w:tcW w:type="dxa" w:w="1440"/>
+          </w:tcPr>
+          <w:p>
+            <w:r/>
+            <w:r>
+              <w:t>4.984 с</w:t>
+            </w:r>
+          </w:p>
+        </w:tc>
+        <w:tc>
+          <w:tcPr>
+            <w:tcW w:type="dxa" w:w="1440"/>
+          </w:tcPr>
+          <w:p>
+            <w:r/>
+            <w:r>
+              <w:t>+91.7 %</w:t>
+            </w:r>
+          </w:p>
+        </w:tc>
+        <w:tc>
+          <w:tcPr>
+            <w:tcW w:type="dxa" w:w="1440"/>
+          </w:tcPr>
+          <w:p>
+            <w:r/>
+            <w:r>
+              <w:t>reports/contract/4.1.7-performance.json</w:t>
+            </w:r>
+          </w:p>
+        </w:tc>
+      </w:tr>
+      <w:tr>
+        <w:tc>
+          <w:tcPr>
+            <w:tcW w:type="dxa" w:w="1440"/>
+          </w:tcPr>
+          <w:p>
+            <w:r/>
+            <w:r>
+              <w:t>ТЗ п. 4.1 треб. 6</w:t>
+            </w:r>
+          </w:p>
+        </w:tc>
+        <w:tc>
+          <w:tcPr>
+            <w:tcW w:type="dxa" w:w="1440"/>
+          </w:tcPr>
+          <w:p>
+            <w:r/>
+            <w:r>
+              <w:t>F1 по токенам на отложенной части корпуса A</w:t>
+            </w:r>
+          </w:p>
+        </w:tc>
+        <w:tc>
+          <w:tcPr>
+            <w:tcW w:type="dxa" w:w="1440"/>
+          </w:tcPr>
+          <w:p>
+            <w:r/>
+            <w:r>
+              <w:t>≥ 0.5</w:t>
+            </w:r>
+          </w:p>
+        </w:tc>
+        <w:tc>
+          <w:tcPr>
+            <w:tcW w:type="dxa" w:w="1440"/>
+          </w:tcPr>
+          <w:p>
+            <w:r/>
+            <w:r>
+              <w:t>0.733813</w:t>
+            </w:r>
+          </w:p>
+        </w:tc>
+        <w:tc>
+          <w:tcPr>
+            <w:tcW w:type="dxa" w:w="1440"/>
+          </w:tcPr>
+          <w:p>
+            <w:r/>
+            <w:r>
+              <w:t>+46.8 %</w:t>
+            </w:r>
+          </w:p>
+        </w:tc>
+        <w:tc>
+          <w:tcPr>
+            <w:tcW w:type="dxa" w:w="1440"/>
+          </w:tcPr>
+          <w:p>
+            <w:r/>
+            <w:r>
+              <w:t>reports/contract/4.1.6-gate-corpus-a.json</w:t>
+            </w:r>
+          </w:p>
+        </w:tc>
+      </w:tr>
+      <w:tr>
+        <w:tc>
+          <w:tcPr>
+            <w:tcW w:type="dxa" w:w="1440"/>
+          </w:tcPr>
+          <w:p>
+            <w:r/>
+            <w:r>
+              <w:t>ТЗ п. 4.1 треб. 6</w:t>
+            </w:r>
+          </w:p>
+        </w:tc>
+        <w:tc>
+          <w:tcPr>
+            <w:tcW w:type="dxa" w:w="1440"/>
+          </w:tcPr>
+          <w:p>
+            <w:r/>
+            <w:r>
+              <w:t>FPR по токенам на отложенной части корпуса A</w:t>
+            </w:r>
+          </w:p>
+        </w:tc>
+        <w:tc>
+          <w:tcPr>
+            <w:tcW w:type="dxa" w:w="1440"/>
+          </w:tcPr>
+          <w:p>
+            <w:r/>
+            <w:r>
+              <w:t>≤ 0.4</w:t>
+            </w:r>
+          </w:p>
+        </w:tc>
+        <w:tc>
+          <w:tcPr>
+            <w:tcW w:type="dxa" w:w="1440"/>
+          </w:tcPr>
+          <w:p>
+            <w:r/>
+            <w:r>
+              <w:t>0</w:t>
+            </w:r>
+          </w:p>
+        </w:tc>
+        <w:tc>
+          <w:tcPr>
+            <w:tcW w:type="dxa" w:w="1440"/>
+          </w:tcPr>
+          <w:p>
+            <w:r/>
+            <w:r>
+              <w:t>+100.0 %</w:t>
+            </w:r>
+          </w:p>
+        </w:tc>
+        <w:tc>
+          <w:tcPr>
+            <w:tcW w:type="dxa" w:w="1440"/>
+          </w:tcPr>
+          <w:p>
+            <w:r/>
+            <w:r>
+              <w:t>reports/contract/4.1.6-gate-corpus-a.json</w:t>
+            </w:r>
+          </w:p>
+        </w:tc>
+      </w:tr>
+      <w:tr>
+        <w:tc>
+          <w:tcPr>
+            <w:tcW w:type="dxa" w:w="1440"/>
+          </w:tcPr>
+          <w:p>
+            <w:r/>
+            <w:r>
+              <w:t>ТЗ п. 4.1 треб. 4</w:t>
+            </w:r>
+          </w:p>
+        </w:tc>
+        <w:tc>
+          <w:tcPr>
+            <w:tcW w:type="dxa" w:w="1440"/>
+          </w:tcPr>
+          <w:p>
+            <w:r/>
+            <w:r>
+              <w:t>Ошибка доли участия ИИ (MAE), цель проекта</w:t>
+            </w:r>
+          </w:p>
+        </w:tc>
+        <w:tc>
+          <w:tcPr>
+            <w:tcW w:type="dxa" w:w="1440"/>
+          </w:tcPr>
+          <w:p>
+            <w:r/>
+            <w:r>
+              <w:t>≤ 0.03</w:t>
+            </w:r>
+          </w:p>
+        </w:tc>
+        <w:tc>
+          <w:tcPr>
+            <w:tcW w:type="dxa" w:w="1440"/>
+          </w:tcPr>
+          <w:p>
+            <w:r/>
+            <w:r>
+              <w:t>0.0352</w:t>
+            </w:r>
+          </w:p>
+        </w:tc>
+        <w:tc>
+          <w:tcPr>
+            <w:tcW w:type="dxa" w:w="1440"/>
+          </w:tcPr>
+          <w:p>
+            <w:r/>
+            <w:r>
+              <w:t>-17.3 % — запас не взят</w:t>
+            </w:r>
+          </w:p>
+        </w:tc>
+        <w:tc>
+          <w:tcPr>
+            <w:tcW w:type="dxa" w:w="1440"/>
+          </w:tcPr>
+          <w:p>
+            <w:r/>
+            <w:r>
+              <w:t>reports/contract/4.1.4-ai-participation.json</w:t>
+            </w:r>
+          </w:p>
+        </w:tc>
+      </w:tr>
+      <w:tr>
+        <w:tc>
+          <w:tcPr>
+            <w:tcW w:type="dxa" w:w="1440"/>
+          </w:tcPr>
+          <w:p>
+            <w:r/>
+            <w:r>
+              <w:t>ТЗ п. 4.2</w:t>
+            </w:r>
+          </w:p>
+        </w:tc>
+        <w:tc>
+          <w:tcPr>
+            <w:tcW w:type="dxa" w:w="1440"/>
+          </w:tcPr>
+          <w:p>
+            <w:r/>
+            <w:r>
+              <w:t>Размер .exe в релизе</w:t>
+            </w:r>
+          </w:p>
+        </w:tc>
+        <w:tc>
+          <w:tcPr>
+            <w:tcW w:type="dxa" w:w="1440"/>
+          </w:tcPr>
+          <w:p>
+            <w:r/>
+            <w:r>
+              <w:t>≤ 9e+06 байт</w:t>
+            </w:r>
+          </w:p>
+        </w:tc>
+        <w:tc>
+          <w:tcPr>
+            <w:tcW w:type="dxa" w:w="1440"/>
+          </w:tcPr>
+          <w:p>
+            <w:r/>
+            <w:r>
+              <w:t>8.96671e+06 байт</w:t>
+            </w:r>
+          </w:p>
+        </w:tc>
+        <w:tc>
+          <w:tcPr>
+            <w:tcW w:type="dxa" w:w="1440"/>
+          </w:tcPr>
+          <w:p>
+            <w:r/>
+            <w:r>
+              <w:t>+0.4 %</w:t>
+            </w:r>
+          </w:p>
+        </w:tc>
+        <w:tc>
+          <w:tcPr>
+            <w:tcW w:type="dxa" w:w="1440"/>
+          </w:tcPr>
+          <w:p>
+            <w:r/>
+            <w:r>
+              <w:t>reports/release_sizes.json</w:t>
+            </w:r>
+          </w:p>
+        </w:tc>
+      </w:tr>
+      <w:tr>
+        <w:tc>
+          <w:tcPr>
+            <w:tcW w:type="dxa" w:w="1440"/>
+          </w:tcPr>
+          <w:p>
+            <w:r/>
+            <w:r>
+              <w:t>ТЗ п. 4.2</w:t>
+            </w:r>
+          </w:p>
+        </w:tc>
+        <w:tc>
+          <w:tcPr>
+            <w:tcW w:type="dxa" w:w="1440"/>
+          </w:tcPr>
+          <w:p>
+            <w:r/>
+            <w:r>
+              <w:t>Размер переносимого пакета .pyz</w:t>
+            </w:r>
+          </w:p>
+        </w:tc>
+        <w:tc>
+          <w:tcPr>
+            <w:tcW w:type="dxa" w:w="1440"/>
+          </w:tcPr>
+          <w:p>
+            <w:r/>
+            <w:r>
+              <w:t>≤ 600000 байт</w:t>
+            </w:r>
+          </w:p>
+        </w:tc>
+        <w:tc>
+          <w:tcPr>
+            <w:tcW w:type="dxa" w:w="1440"/>
+          </w:tcPr>
+          <w:p>
+            <w:r/>
+            <w:r>
+              <w:t>173653 байт</w:t>
+            </w:r>
+          </w:p>
+        </w:tc>
+        <w:tc>
+          <w:tcPr>
+            <w:tcW w:type="dxa" w:w="1440"/>
+          </w:tcPr>
+          <w:p>
+            <w:r/>
+            <w:r>
+              <w:t>+71.1 %</w:t>
+            </w:r>
+          </w:p>
+        </w:tc>
+        <w:tc>
+          <w:tcPr>
+            <w:tcW w:type="dxa" w:w="1440"/>
+          </w:tcPr>
+          <w:p>
+            <w:r/>
+            <w:r>
+              <w:t>reports/contract/4.1.9-delivery-artifacts.json</w:t>
+            </w:r>
+          </w:p>
+        </w:tc>
+      </w:tr>
+      <w:tr>
+        <w:tc>
+          <w:tcPr>
+            <w:tcW w:type="dxa" w:w="1440"/>
+          </w:tcPr>
+          <w:p>
+            <w:r/>
+            <w:r>
+              <w:t>ТЗ п. 4.2 треб. 6</w:t>
+            </w:r>
+          </w:p>
+        </w:tc>
+        <w:tc>
+          <w:tcPr>
+            <w:tcW w:type="dxa" w:w="1440"/>
+          </w:tcPr>
+          <w:p>
+            <w:r/>
+            <w:r>
+              <w:t>Хранение с весами режима hf</w:t>
+            </w:r>
+          </w:p>
+        </w:tc>
+        <w:tc>
+          <w:tcPr>
+            <w:tcW w:type="dxa" w:w="1440"/>
+          </w:tcPr>
+          <w:p>
+            <w:r/>
+            <w:r>
+              <w:t>≤ 1500 МБ</w:t>
+            </w:r>
+          </w:p>
+        </w:tc>
+        <w:tc>
+          <w:tcPr>
+            <w:tcW w:type="dxa" w:w="1440"/>
+          </w:tcPr>
+          <w:p>
+            <w:r/>
+            <w:r>
+              <w:t>1368.2 МБ</w:t>
+            </w:r>
+          </w:p>
+        </w:tc>
+        <w:tc>
+          <w:tcPr>
+            <w:tcW w:type="dxa" w:w="1440"/>
+          </w:tcPr>
+          <w:p>
+            <w:r/>
+            <w:r>
+              <w:t>+8.8 %</w:t>
+            </w:r>
+          </w:p>
+        </w:tc>
+        <w:tc>
+          <w:tcPr>
+            <w:tcW w:type="dxa" w:w="1440"/>
+          </w:tcPr>
+          <w:p>
+            <w:r/>
+            <w:r>
+              <w:t>reports/contract/4.2.6-storage.json</w:t>
+            </w:r>
+          </w:p>
+        </w:tc>
+      </w:tr>
+      <w:tr>
+        <w:tc>
+          <w:tcPr>
+            <w:tcW w:type="dxa" w:w="1440"/>
+          </w:tcPr>
+          <w:p>
+            <w:r/>
+            <w:r>
+              <w:t>ТЗ п. 4.2 треб. 6</w:t>
+            </w:r>
+          </w:p>
+        </w:tc>
+        <w:tc>
+          <w:tcPr>
+            <w:tcW w:type="dxa" w:w="1440"/>
+          </w:tcPr>
+          <w:p>
+            <w:r/>
+            <w:r>
+              <w:t>Поставка без весов</w:t>
+            </w:r>
+          </w:p>
+        </w:tc>
+        <w:tc>
+          <w:tcPr>
+            <w:tcW w:type="dxa" w:w="1440"/>
+          </w:tcPr>
+          <w:p>
+            <w:r/>
+            <w:r>
+              <w:t>≤ 100 МБ</w:t>
+            </w:r>
+          </w:p>
+        </w:tc>
+        <w:tc>
+          <w:tcPr>
+            <w:tcW w:type="dxa" w:w="1440"/>
+          </w:tcPr>
+          <w:p>
+            <w:r/>
+            <w:r>
+              <w:t>41.292 МБ</w:t>
+            </w:r>
+          </w:p>
+        </w:tc>
+        <w:tc>
+          <w:tcPr>
+            <w:tcW w:type="dxa" w:w="1440"/>
+          </w:tcPr>
+          <w:p>
+            <w:r/>
+            <w:r>
+              <w:t>+58.7 %</w:t>
+            </w:r>
+          </w:p>
+        </w:tc>
+        <w:tc>
+          <w:tcPr>
+            <w:tcW w:type="dxa" w:w="1440"/>
+          </w:tcPr>
+          <w:p>
+            <w:r/>
+            <w:r>
+              <w:t>reports/contract/4.2.6-storage.json</w:t>
+            </w:r>
+          </w:p>
+        </w:tc>
+      </w:tr>
+    </w:tbl>
+    <w:p/>
+    <w:p>
+      <w:pPr>
+        <w:pStyle w:val="Heading2"/>
+      </w:pPr>
+      <w:r>
+        <w:t>Внутренние планки проекта (договор их не требует)</w:t>
+      </w:r>
+    </w:p>
+    <w:tbl>
+      <w:tblPr>
+        <w:tblStyle w:val="LightGrid-Accent1"/>
+        <w:tblW w:type="auto" w:w="0"/>
+        <w:tblLook w:firstColumn="1" w:firstRow="1" w:lastColumn="0" w:lastRow="0" w:noHBand="0" w:noVBand="1" w:val="04A0"/>
+      </w:tblPr>
+      <w:tblGrid>
+        <w:gridCol w:w="1728"/>
+        <w:gridCol w:w="1728"/>
+        <w:gridCol w:w="1728"/>
+        <w:gridCol w:w="1728"/>
+        <w:gridCol w:w="1728"/>
+      </w:tblGrid>
+      <w:tr>
+        <w:tc>
+          <w:tcPr>
+            <w:tcW w:type="dxa" w:w="1728"/>
+          </w:tcPr>
+          <w:p>
+            <w:r>
+              <w:rPr>
+                <w:b/>
+              </w:rPr>
+            </w:r>
+            <w:r>
+              <w:rPr>
+                <w:b/>
+              </w:rPr>
+              <w:t>Что меряется</w:t>
+            </w:r>
+          </w:p>
+        </w:tc>
+        <w:tc>
+          <w:tcPr>
+            <w:tcW w:type="dxa" w:w="1728"/>
+          </w:tcPr>
+          <w:p>
+            <w:r>
+              <w:rPr>
+                <w:b/>
+              </w:rPr>
+            </w:r>
+            <w:r>
+              <w:rPr>
+                <w:b/>
+              </w:rPr>
+              <w:t>Норма</w:t>
+            </w:r>
+          </w:p>
+        </w:tc>
+        <w:tc>
+          <w:tcPr>
+            <w:tcW w:type="dxa" w:w="1728"/>
+          </w:tcPr>
+          <w:p>
+            <w:r>
+              <w:rPr>
+                <w:b/>
+              </w:rPr>
+            </w:r>
+            <w:r>
+              <w:rPr>
+                <w:b/>
+              </w:rPr>
+              <w:t>Факт</w:t>
+            </w:r>
+          </w:p>
+        </w:tc>
+        <w:tc>
+          <w:tcPr>
+            <w:tcW w:type="dxa" w:w="1728"/>
+          </w:tcPr>
+          <w:p>
+            <w:r>
+              <w:rPr>
+                <w:b/>
+              </w:rPr>
+            </w:r>
+            <w:r>
+              <w:rPr>
+                <w:b/>
+              </w:rPr>
+              <w:t>Запас</w:t>
+            </w:r>
+          </w:p>
+        </w:tc>
+        <w:tc>
+          <w:tcPr>
+            <w:tcW w:type="dxa" w:w="1728"/>
+          </w:tcPr>
+          <w:p>
+            <w:r>
+              <w:rPr>
+                <w:b/>
+              </w:rPr>
+            </w:r>
+            <w:r>
+              <w:rPr>
+                <w:b/>
+              </w:rPr>
+              <w:t>Источник</w:t>
+            </w:r>
+          </w:p>
+        </w:tc>
+      </w:tr>
+      <w:tr>
+        <w:tc>
+          <w:tcPr>
+            <w:tcW w:type="dxa" w:w="1728"/>
+          </w:tcPr>
+          <w:p>
+            <w:r/>
+            <w:r>
+              <w:t>Тесты: не меньше 600</w:t>
+            </w:r>
+          </w:p>
+        </w:tc>
+        <w:tc>
+          <w:tcPr>
+            <w:tcW w:type="dxa" w:w="1728"/>
+          </w:tcPr>
+          <w:p>
+            <w:r/>
+            <w:r>
+              <w:t>≥ 600</w:t>
+            </w:r>
+          </w:p>
+        </w:tc>
+        <w:tc>
+          <w:tcPr>
+            <w:tcW w:type="dxa" w:w="1728"/>
+          </w:tcPr>
+          <w:p>
+            <w:r/>
+            <w:r>
+              <w:t>606</w:t>
+            </w:r>
+          </w:p>
+        </w:tc>
+        <w:tc>
+          <w:tcPr>
+            <w:tcW w:type="dxa" w:w="1728"/>
+          </w:tcPr>
+          <w:p>
+            <w:r/>
+            <w:r>
+              <w:t>+1.0 %</w:t>
+            </w:r>
+          </w:p>
+        </w:tc>
+        <w:tc>
+          <w:tcPr>
+            <w:tcW w:type="dxa" w:w="1728"/>
+          </w:tcPr>
+          <w:p>
+            <w:r/>
+            <w:r>
+              <w:t>spanverify-module/reports/METRICS.json (tests.collected)</w:t>
+            </w:r>
+          </w:p>
+        </w:tc>
+      </w:tr>
+      <w:tr>
+        <w:tc>
+          <w:tcPr>
+            <w:tcW w:type="dxa" w:w="1728"/>
+          </w:tcPr>
+          <w:p>
+            <w:r/>
+            <w:r>
+              <w:t>Покрытие тестами: не меньше 90 %</w:t>
+            </w:r>
+          </w:p>
+        </w:tc>
+        <w:tc>
+          <w:tcPr>
+            <w:tcW w:type="dxa" w:w="1728"/>
+          </w:tcPr>
+          <w:p>
+            <w:r/>
+            <w:r>
+              <w:t>≥ 90 %</w:t>
+            </w:r>
+          </w:p>
+        </w:tc>
+        <w:tc>
+          <w:tcPr>
+            <w:tcW w:type="dxa" w:w="1728"/>
+          </w:tcPr>
+          <w:p>
+            <w:r/>
+            <w:r>
+              <w:t>87.82 %</w:t>
+            </w:r>
+          </w:p>
+        </w:tc>
+        <w:tc>
+          <w:tcPr>
+            <w:tcW w:type="dxa" w:w="1728"/>
+          </w:tcPr>
+          <w:p>
+            <w:r/>
+            <w:r>
+              <w:t>-2.4 % — запас не взят</w:t>
+            </w:r>
+          </w:p>
+        </w:tc>
+        <w:tc>
+          <w:tcPr>
+            <w:tcW w:type="dxa" w:w="1728"/>
+          </w:tcPr>
+          <w:p>
+            <w:r/>
+            <w:r>
+              <w:t>spanverify-module/reports/METRICS.json (tests.coverage_percent)</w:t>
+            </w:r>
+          </w:p>
+        </w:tc>
+      </w:tr>
+      <w:tr>
+        <w:tc>
+          <w:tcPr>
+            <w:tcW w:type="dxa" w:w="1728"/>
+          </w:tcPr>
+          <w:p>
+            <w:r/>
+            <w:r>
+              <w:t>Внутренний ориентир качества: F1 по токенам ≥ 0,90 при FPR ≤ 0,10 (корпус A)</w:t>
+            </w:r>
+          </w:p>
+        </w:tc>
+        <w:tc>
+          <w:tcPr>
+            <w:tcW w:type="dxa" w:w="1728"/>
+          </w:tcPr>
+          <w:p>
+            <w:r/>
+            <w:r>
+              <w:t>≥ 0.9</w:t>
+            </w:r>
+          </w:p>
+        </w:tc>
+        <w:tc>
+          <w:tcPr>
+            <w:tcW w:type="dxa" w:w="1728"/>
+          </w:tcPr>
+          <w:p>
+            <w:r/>
+            <w:r>
+              <w:t>0.733813</w:t>
+            </w:r>
+          </w:p>
+        </w:tc>
+        <w:tc>
+          <w:tcPr>
+            <w:tcW w:type="dxa" w:w="1728"/>
+          </w:tcPr>
+          <w:p>
+            <w:r/>
+            <w:r>
+              <w:t>-18.5 % — запас не взят</w:t>
+            </w:r>
+          </w:p>
+        </w:tc>
+        <w:tc>
+          <w:tcPr>
+            <w:tcW w:type="dxa" w:w="1728"/>
+          </w:tcPr>
+          <w:p>
+            <w:r/>
+            <w:r>
+              <w:t>reports/contract/4.1.6-gate-corpus-a.json</w:t>
+            </w:r>
+          </w:p>
+        </w:tc>
+      </w:tr>
+      <w:tr>
+        <w:tc>
+          <w:tcPr>
+            <w:tcW w:type="dxa" w:w="1728"/>
+          </w:tcPr>
+          <w:p>
+            <w:r/>
+            <w:r>
+              <w:t>Вердикт уровня ответа на реальных актах (A3): F1</w:t>
+            </w:r>
+          </w:p>
+        </w:tc>
+        <w:tc>
+          <w:tcPr>
+            <w:tcW w:type="dxa" w:w="1728"/>
+          </w:tcPr>
+          <w:p>
+            <w:r/>
+            <w:r>
+              <w:t>≥ 0.8</w:t>
+            </w:r>
+          </w:p>
+        </w:tc>
+        <w:tc>
+          <w:tcPr>
+            <w:tcW w:type="dxa" w:w="1728"/>
+          </w:tcPr>
+          <w:p>
+            <w:r/>
+            <w:r>
+              <w:t>0.8315</w:t>
+            </w:r>
+          </w:p>
+        </w:tc>
+        <w:tc>
+          <w:tcPr>
+            <w:tcW w:type="dxa" w:w="1728"/>
+          </w:tcPr>
+          <w:p>
+            <w:r/>
+            <w:r>
+              <w:t>+3.9 %</w:t>
+            </w:r>
+          </w:p>
+        </w:tc>
+        <w:tc>
+          <w:tcPr>
+            <w:tcW w:type="dxa" w:w="1728"/>
+          </w:tcPr>
+          <w:p>
+            <w:r/>
+            <w:r>
+              <w:t>spanverify-module/reports/verdict_calibration.json (test)</w:t>
+            </w:r>
+          </w:p>
+        </w:tc>
+      </w:tr>
+      <w:tr>
+        <w:tc>
+          <w:tcPr>
+            <w:tcW w:type="dxa" w:w="1728"/>
+          </w:tcPr>
+          <w:p>
+            <w:r/>
+            <w:r>
+              <w:t>Вердикт уровня ответа на реальных актах (A3): FPR</w:t>
+            </w:r>
+          </w:p>
+        </w:tc>
+        <w:tc>
+          <w:tcPr>
+            <w:tcW w:type="dxa" w:w="1728"/>
+          </w:tcPr>
+          <w:p>
+            <w:r/>
+            <w:r>
+              <w:t>≤ 0.1</w:t>
+            </w:r>
+          </w:p>
+        </w:tc>
+        <w:tc>
+          <w:tcPr>
+            <w:tcW w:type="dxa" w:w="1728"/>
+          </w:tcPr>
+          <w:p>
+            <w:r/>
+            <w:r>
+              <w:t>0.0875</w:t>
+            </w:r>
+          </w:p>
+        </w:tc>
+        <w:tc>
+          <w:tcPr>
+            <w:tcW w:type="dxa" w:w="1728"/>
+          </w:tcPr>
+          <w:p>
+            <w:r/>
+            <w:r>
+              <w:t>+12.5 %</w:t>
+            </w:r>
+          </w:p>
+        </w:tc>
+        <w:tc>
+          <w:tcPr>
+            <w:tcW w:type="dxa" w:w="1728"/>
+          </w:tcPr>
+          <w:p>
+            <w:r/>
+            <w:r>
+              <w:t>spanverify-module/reports/verdict_calibration.json (test)</w:t>
+            </w:r>
+          </w:p>
+        </w:tc>
+      </w:tr>
+      <w:tr>
+        <w:tc>
+          <w:tcPr>
+            <w:tcW w:type="dxa" w:w="1728"/>
+          </w:tcPr>
+          <w:p>
+            <w:r/>
+            <w:r>
+              <w:t>Размер .exe с запасом не меньше 5 %</w:t>
+            </w:r>
+          </w:p>
+        </w:tc>
+        <w:tc>
+          <w:tcPr>
+            <w:tcW w:type="dxa" w:w="1728"/>
+          </w:tcPr>
+          <w:p>
+            <w:r/>
+            <w:r>
+              <w:t>≤ 8.5e+06 байт</w:t>
+            </w:r>
+          </w:p>
+        </w:tc>
+        <w:tc>
+          <w:tcPr>
+            <w:tcW w:type="dxa" w:w="1728"/>
+          </w:tcPr>
+          <w:p>
+            <w:r/>
+            <w:r>
+              <w:t>8.96671e+06 байт</w:t>
+            </w:r>
+          </w:p>
+        </w:tc>
+        <w:tc>
+          <w:tcPr>
+            <w:tcW w:type="dxa" w:w="1728"/>
+          </w:tcPr>
+          <w:p>
+            <w:r/>
+            <w:r>
+              <w:t>-5.5 % — запас не взят</w:t>
+            </w:r>
+          </w:p>
+        </w:tc>
+        <w:tc>
+          <w:tcPr>
+            <w:tcW w:type="dxa" w:w="1728"/>
+          </w:tcPr>
+          <w:p>
+            <w:r/>
+            <w:r>
+              <w:t>reports/release_sizes.json</w:t>
+            </w:r>
+          </w:p>
+        </w:tc>
+      </w:tr>
+    </w:tbl>
+    <w:p/>
+    <w:p>
+      <w:r>
+        <w:t xml:space="preserve">Ориентиры ТЗ на объёмы режима </w:t>
+      </w:r>
+      <w:r>
+        <w:rPr>
+          <w:rFonts w:ascii="Consolas" w:hAnsi="Consolas"/>
+          <w:color w:val="224488"/>
+          <w:sz w:val="19"/>
+        </w:rPr>
+        <w:t>hf</w:t>
+      </w:r>
+      <w:r>
+        <w:t xml:space="preserve"> (библиотеки ≈ 500 МБ и веса ≈ 530 МБ) —</w:t>
+      </w:r>
+    </w:p>
+    <w:p>
+      <w:r>
+        <w:t>оценки, а не жёсткие пределы: связывающий лимит договора — 1,5 ГБ хранения с</w:t>
+      </w:r>
+    </w:p>
+    <w:p>
+      <w:r>
+        <w:t>весами (строка выше), он выполнен. Фактические 813,8 МБ библиотек и 554,3 МБ</w:t>
+      </w:r>
+    </w:p>
+    <w:p>
+      <w:r>
+        <w:t>весов не занижаются и не выдаются за выполнение оценки ТЗ.</w:t>
+      </w:r>
+    </w:p>
     <w:p>
       <w:pPr>
         <w:pStyle w:val="Heading2"/>
@@ -3528,7 +4850,7 @@
         <w:t>reports/CI_RUNS.json</w:t>
       </w:r>
       <w:r>
-        <w:t xml:space="preserve"> (собран 2026-10-13T22:56:59Z).</w:t>
+        <w:t xml:space="preserve"> (собран 2026-10-14T00:45:10Z).</w:t>
       </w:r>
     </w:p>
     <w:tbl>
@@ -3644,7 +4966,7 @@
           <w:p>
             <w:r/>
             <w:r>
-              <w:t>38481064209</w:t>
+              <w:t>38489996351</w:t>
             </w:r>
           </w:p>
         </w:tc>
@@ -3655,7 +4977,7 @@
           <w:p>
             <w:r/>
             <w:r>
-              <w:t>build-and-release-exe</w:t>
+              <w:t>ci</w:t>
             </w:r>
           </w:p>
         </w:tc>
@@ -3666,7 +4988,7 @@
           <w:p>
             <w:r/>
             <w:r>
-              <w:t>main / a8454d04</w:t>
+              <w:t>main / ae4b00ae</w:t>
             </w:r>
           </w:p>
         </w:tc>
@@ -3677,7 +4999,7 @@
           <w:p>
             <w:r/>
             <w:r>
-              <w:t>None</w:t>
+              <w:t>success</w:t>
             </w:r>
           </w:p>
         </w:tc>
@@ -3688,7 +5010,7 @@
           <w:p>
             <w:r/>
             <w:r>
-              <w:t>https://github.com/Igorr112323/Smarty_Chumakov/actions/runs/38481064209</w:t>
+              <w:t>https://github.com/Igorr112323/Smarty_Chumakov/actions/runs/38489996351</w:t>
             </w:r>
           </w:p>
         </w:tc>
@@ -3701,7 +5023,7 @@
           <w:p>
             <w:r/>
             <w:r>
-              <w:t>38481064089</w:t>
+              <w:t>38485705759</w:t>
             </w:r>
           </w:p>
         </w:tc>
@@ -3723,7 +5045,7 @@
           <w:p>
             <w:r/>
             <w:r>
-              <w:t>main / a8454d04</w:t>
+              <w:t>arena/266e93dc-smarty-chumakov / e3b2e4bb</w:t>
             </w:r>
           </w:p>
         </w:tc>
@@ -3734,7 +5056,7 @@
           <w:p>
             <w:r/>
             <w:r>
-              <w:t>None</w:t>
+              <w:t>success</w:t>
             </w:r>
           </w:p>
         </w:tc>
@@ -3745,7 +5067,7 @@
           <w:p>
             <w:r/>
             <w:r>
-              <w:t>https://github.com/Igorr112323/Smarty_Chumakov/actions/runs/38481064089</w:t>
+              <w:t>https://github.com/Igorr112323/Smarty_Chumakov/actions/runs/38485705759</w:t>
             </w:r>
           </w:p>
         </w:tc>
@@ -3758,7 +5080,7 @@
           <w:p>
             <w:r/>
             <w:r>
-              <w:t>38476886874</w:t>
+              <w:t>38485693562</w:t>
             </w:r>
           </w:p>
         </w:tc>
@@ -3780,7 +5102,7 @@
           <w:p>
             <w:r/>
             <w:r>
-              <w:t>arena/266e93dc-smarty-chumakov / 557e2cbd</w:t>
+              <w:t>arena/266e93dc-smarty-chumakov / e3b2e4bb</w:t>
             </w:r>
           </w:p>
         </w:tc>
@@ -3802,7 +5124,7 @@
           <w:p>
             <w:r/>
             <w:r>
-              <w:t>https://github.com/Igorr112323/Smarty_Chumakov/actions/runs/38476886874</w:t>
+              <w:t>https://github.com/Igorr112323/Smarty_Chumakov/actions/runs/38485693562</w:t>
             </w:r>
           </w:p>
         </w:tc>
@@ -3815,7 +5137,7 @@
           <w:p>
             <w:r/>
             <w:r>
-              <w:t>38476879676</w:t>
+              <w:t>38485478886</w:t>
             </w:r>
           </w:p>
         </w:tc>
@@ -3837,7 +5159,7 @@
           <w:p>
             <w:r/>
             <w:r>
-              <w:t>arena/266e93dc-smarty-chumakov / 557e2cbd</w:t>
+              <w:t>main / 63665641</w:t>
             </w:r>
           </w:p>
         </w:tc>
@@ -3848,7 +5170,7 @@
           <w:p>
             <w:r/>
             <w:r>
-              <w:t>success</w:t>
+              <w:t>failure</w:t>
             </w:r>
           </w:p>
         </w:tc>
@@ -3859,7 +5181,7 @@
           <w:p>
             <w:r/>
             <w:r>
-              <w:t>https://github.com/Igorr112323/Smarty_Chumakov/actions/runs/38476879676</w:t>
+              <w:t>https://github.com/Igorr112323/Smarty_Chumakov/actions/runs/38485478886</w:t>
             </w:r>
           </w:p>
         </w:tc>
@@ -3872,7 +5194,7 @@
           <w:p>
             <w:r/>
             <w:r>
-              <w:t>38473784576</w:t>
+              <w:t>38481267569</w:t>
             </w:r>
           </w:p>
         </w:tc>
@@ -3894,7 +5216,7 @@
           <w:p>
             <w:r/>
             <w:r>
-              <w:t>arena/266e93dc-smarty-chumakov / c7d09454</w:t>
+              <w:t>arena/266e93dc-smarty-chumakov / 0112d344</w:t>
             </w:r>
           </w:p>
         </w:tc>
@@ -3905,7 +5227,7 @@
           <w:p>
             <w:r/>
             <w:r>
-              <w:t>cancelled</w:t>
+              <w:t>success</w:t>
             </w:r>
           </w:p>
         </w:tc>
@@ -3916,7 +5238,7 @@
           <w:p>
             <w:r/>
             <w:r>
-              <w:t>https://github.com/Igorr112323/Smarty_Chumakov/actions/runs/38473784576</w:t>
+              <w:t>https://github.com/Igorr112323/Smarty_Chumakov/actions/runs/38481267569</w:t>
             </w:r>
           </w:p>
         </w:tc>
@@ -3929,7 +5251,7 @@
           <w:p>
             <w:r/>
             <w:r>
-              <w:t>38473778295</w:t>
+              <w:t>38481254831</w:t>
             </w:r>
           </w:p>
         </w:tc>
@@ -3951,7 +5273,7 @@
           <w:p>
             <w:r/>
             <w:r>
-              <w:t>arena/266e93dc-smarty-chumakov / c7d09454</w:t>
+              <w:t>arena/266e93dc-smarty-chumakov / 0112d344</w:t>
             </w:r>
           </w:p>
         </w:tc>
@@ -3962,7 +5284,7 @@
           <w:p>
             <w:r/>
             <w:r>
-              <w:t>cancelled</w:t>
+              <w:t>success</w:t>
             </w:r>
           </w:p>
         </w:tc>
@@ -3973,7 +5295,7 @@
           <w:p>
             <w:r/>
             <w:r>
-              <w:t>https://github.com/Igorr112323/Smarty_Chumakov/actions/runs/38473778295</w:t>
+              <w:t>https://github.com/Igorr112323/Smarty_Chumakov/actions/runs/38481254831</w:t>
             </w:r>
           </w:p>
         </w:tc>
@@ -3986,7 +5308,7 @@
           <w:p>
             <w:r/>
             <w:r>
-              <w:t>38473778173</w:t>
+              <w:t>38481064209</w:t>
             </w:r>
           </w:p>
         </w:tc>
@@ -4008,7 +5330,7 @@
           <w:p>
             <w:r/>
             <w:r>
-              <w:t>arena/266e93dc-smarty-chumakov / c7d09454</w:t>
+              <w:t>main / a8454d04</w:t>
             </w:r>
           </w:p>
         </w:tc>
@@ -4030,7 +5352,7 @@
           <w:p>
             <w:r/>
             <w:r>
-              <w:t>https://github.com/Igorr112323/Smarty_Chumakov/actions/runs/38473778173</w:t>
+              <w:t>https://github.com/Igorr112323/Smarty_Chumakov/actions/runs/38481064209</w:t>
             </w:r>
           </w:p>
         </w:tc>
@@ -4043,7 +5365,7 @@
           <w:p>
             <w:r/>
             <w:r>
-              <w:t>38470670967</w:t>
+              <w:t>38481064089</w:t>
             </w:r>
           </w:p>
         </w:tc>
@@ -4065,7 +5387,7 @@
           <w:p>
             <w:r/>
             <w:r>
-              <w:t>arena/266e93dc-smarty-chumakov / b74a25e7</w:t>
+              <w:t>main / a8454d04</w:t>
             </w:r>
           </w:p>
         </w:tc>
@@ -4076,7 +5398,7 @@
           <w:p>
             <w:r/>
             <w:r>
-              <w:t>cancelled</w:t>
+              <w:t>success</w:t>
             </w:r>
           </w:p>
         </w:tc>
@@ -4087,7 +5409,7 @@
           <w:p>
             <w:r/>
             <w:r>
-              <w:t>https://github.com/Igorr112323/Smarty_Chumakov/actions/runs/38470670967</w:t>
+              <w:t>https://github.com/Igorr112323/Smarty_Chumakov/actions/runs/38481064089</w:t>
             </w:r>
           </w:p>
         </w:tc>
@@ -4100,7 +5422,7 @@
           <w:p>
             <w:r/>
             <w:r>
-              <w:t>38470664317</w:t>
+              <w:t>38476886874</w:t>
             </w:r>
           </w:p>
         </w:tc>
@@ -4111,7 +5433,7 @@
           <w:p>
             <w:r/>
             <w:r>
-              <w:t>build-and-release-exe</w:t>
+              <w:t>ci</w:t>
             </w:r>
           </w:p>
         </w:tc>
@@ -4122,7 +5444,7 @@
           <w:p>
             <w:r/>
             <w:r>
-              <w:t>arena/266e93dc-smarty-chumakov / b74a25e7</w:t>
+              <w:t>arena/266e93dc-smarty-chumakov / 557e2cbd</w:t>
             </w:r>
           </w:p>
         </w:tc>
@@ -4144,7 +5466,7 @@
           <w:p>
             <w:r/>
             <w:r>
-              <w:t>https://github.com/Igorr112323/Smarty_Chumakov/actions/runs/38470664317</w:t>
+              <w:t>https://github.com/Igorr112323/Smarty_Chumakov/actions/runs/38476886874</w:t>
             </w:r>
           </w:p>
         </w:tc>
@@ -4157,7 +5479,7 @@
           <w:p>
             <w:r/>
             <w:r>
-              <w:t>38470664254</w:t>
+              <w:t>38476879676</w:t>
             </w:r>
           </w:p>
         </w:tc>
@@ -4179,7 +5501,7 @@
           <w:p>
             <w:r/>
             <w:r>
-              <w:t>arena/266e93dc-smarty-chumakov / b74a25e7</w:t>
+              <w:t>arena/266e93dc-smarty-chumakov / 557e2cbd</w:t>
             </w:r>
           </w:p>
         </w:tc>
@@ -4190,7 +5512,7 @@
           <w:p>
             <w:r/>
             <w:r>
-              <w:t>cancelled</w:t>
+              <w:t>success</w:t>
             </w:r>
           </w:p>
         </w:tc>
@@ -4201,7 +5523,7 @@
           <w:p>
             <w:r/>
             <w:r>
-              <w:t>https://github.com/Igorr112323/Smarty_Chumakov/actions/runs/38470664254</w:t>
+              <w:t>https://github.com/Igorr112323/Smarty_Chumakov/actions/runs/38476879676</w:t>
             </w:r>
           </w:p>
         </w:tc>
@@ -4214,7 +5536,7 @@
           <w:p>
             <w:r/>
             <w:r>
-              <w:t>38467383126</w:t>
+              <w:t>38473784576</w:t>
             </w:r>
           </w:p>
         </w:tc>
@@ -4236,7 +5558,7 @@
           <w:p>
             <w:r/>
             <w:r>
-              <w:t>arena/266e93dc-smarty-chumakov / 3dbbab81</w:t>
+              <w:t>arena/266e93dc-smarty-chumakov / c7d09454</w:t>
             </w:r>
           </w:p>
         </w:tc>
@@ -4247,7 +5569,7 @@
           <w:p>
             <w:r/>
             <w:r>
-              <w:t>success</w:t>
+              <w:t>cancelled</w:t>
             </w:r>
           </w:p>
         </w:tc>
@@ -4258,7 +5580,7 @@
           <w:p>
             <w:r/>
             <w:r>
-              <w:t>https://github.com/Igorr112323/Smarty_Chumakov/actions/runs/38467383126</w:t>
+              <w:t>https://github.com/Igorr112323/Smarty_Chumakov/actions/runs/38473784576</w:t>
             </w:r>
           </w:p>
         </w:tc>
@@ -4271,7 +5593,7 @@
           <w:p>
             <w:r/>
             <w:r>
-              <w:t>38467373828</w:t>
+              <w:t>38473778295</w:t>
             </w:r>
           </w:p>
         </w:tc>
@@ -4282,7 +5604,7 @@
           <w:p>
             <w:r/>
             <w:r>
-              <w:t>build-and-release-exe</w:t>
+              <w:t>ci</w:t>
             </w:r>
           </w:p>
         </w:tc>
@@ -4293,7 +5615,7 @@
           <w:p>
             <w:r/>
             <w:r>
-              <w:t>arena/266e93dc-smarty-chumakov / 3dbbab81</w:t>
+              <w:t>arena/266e93dc-smarty-chumakov / c7d09454</w:t>
             </w:r>
           </w:p>
         </w:tc>
@@ -4304,7 +5626,7 @@
           <w:p>
             <w:r/>
             <w:r>
-              <w:t>success</w:t>
+              <w:t>cancelled</w:t>
             </w:r>
           </w:p>
         </w:tc>
@@ -4315,7 +5637,7 @@
           <w:p>
             <w:r/>
             <w:r>
-              <w:t>https://github.com/Igorr112323/Smarty_Chumakov/actions/runs/38467373828</w:t>
+              <w:t>https://github.com/Igorr112323/Smarty_Chumakov/actions/runs/38473778295</w:t>
             </w:r>
           </w:p>
         </w:tc>
@@ -4328,7 +5650,7 @@
           <w:p>
             <w:r/>
             <w:r>
-              <w:t>38467373802</w:t>
+              <w:t>38473778173</w:t>
             </w:r>
           </w:p>
         </w:tc>
@@ -4339,7 +5661,7 @@
           <w:p>
             <w:r/>
             <w:r>
-              <w:t>ci</w:t>
+              <w:t>build-and-release-exe</w:t>
             </w:r>
           </w:p>
         </w:tc>
@@ -4350,7 +5672,7 @@
           <w:p>
             <w:r/>
             <w:r>
-              <w:t>arena/266e93dc-smarty-chumakov / 3dbbab81</w:t>
+              <w:t>arena/266e93dc-smarty-chumakov / c7d09454</w:t>
             </w:r>
           </w:p>
         </w:tc>
@@ -4361,7 +5683,7 @@
           <w:p>
             <w:r/>
             <w:r>
-              <w:t>cancelled</w:t>
+              <w:t>success</w:t>
             </w:r>
           </w:p>
         </w:tc>
@@ -4372,7 +5694,7 @@
           <w:p>
             <w:r/>
             <w:r>
-              <w:t>https://github.com/Igorr112323/Smarty_Chumakov/actions/runs/38467373802</w:t>
+              <w:t>https://github.com/Igorr112323/Smarty_Chumakov/actions/runs/38473778173</w:t>
             </w:r>
           </w:p>
         </w:tc>
@@ -4385,7 +5707,7 @@
           <w:p>
             <w:r/>
             <w:r>
-              <w:t>38463829783</w:t>
+              <w:t>38470670967</w:t>
             </w:r>
           </w:p>
         </w:tc>
@@ -4407,7 +5729,7 @@
           <w:p>
             <w:r/>
             <w:r>
-              <w:t>arena/266e93dc-smarty-chumakov / fb025159</w:t>
+              <w:t>arena/266e93dc-smarty-chumakov / b74a25e7</w:t>
             </w:r>
           </w:p>
         </w:tc>
@@ -4418,7 +5740,7 @@
           <w:p>
             <w:r/>
             <w:r>
-              <w:t>success</w:t>
+              <w:t>cancelled</w:t>
             </w:r>
           </w:p>
         </w:tc>
@@ -4429,7 +5751,7 @@
           <w:p>
             <w:r/>
             <w:r>
-              <w:t>https://github.com/Igorr112323/Smarty_Chumakov/actions/runs/38463829783</w:t>
+              <w:t>https://github.com/Igorr112323/Smarty_Chumakov/actions/runs/38470670967</w:t>
             </w:r>
           </w:p>
         </w:tc>
@@ -4442,7 +5764,7 @@
           <w:p>
             <w:r/>
             <w:r>
-              <w:t>38463822076</w:t>
+              <w:t>38470664317</w:t>
             </w:r>
           </w:p>
         </w:tc>
@@ -4464,7 +5786,7 @@
           <w:p>
             <w:r/>
             <w:r>
-              <w:t>arena/266e93dc-smarty-chumakov / fb025159</w:t>
+              <w:t>arena/266e93dc-smarty-chumakov / b74a25e7</w:t>
             </w:r>
           </w:p>
         </w:tc>
@@ -4486,7 +5808,7 @@
           <w:p>
             <w:r/>
             <w:r>
-              <w:t>https://github.com/Igorr112323/Smarty_Chumakov/actions/runs/38463822076</w:t>
+              <w:t>https://github.com/Igorr112323/Smarty_Chumakov/actions/runs/38470664317</w:t>
             </w:r>
           </w:p>
         </w:tc>
@@ -4499,7 +5821,7 @@
           <w:p>
             <w:r/>
             <w:r>
-              <w:t>38463821914</w:t>
+              <w:t>38470664254</w:t>
             </w:r>
           </w:p>
         </w:tc>
@@ -4521,7 +5843,7 @@
           <w:p>
             <w:r/>
             <w:r>
-              <w:t>arena/266e93dc-smarty-chumakov / fb025159</w:t>
+              <w:t>arena/266e93dc-smarty-chumakov / b74a25e7</w:t>
             </w:r>
           </w:p>
         </w:tc>
@@ -4543,7 +5865,7 @@
           <w:p>
             <w:r/>
             <w:r>
-              <w:t>https://github.com/Igorr112323/Smarty_Chumakov/actions/runs/38463821914</w:t>
+              <w:t>https://github.com/Igorr112323/Smarty_Chumakov/actions/runs/38470664254</w:t>
             </w:r>
           </w:p>
         </w:tc>
@@ -4556,7 +5878,7 @@
           <w:p>
             <w:r/>
             <w:r>
-              <w:t>38458915444</w:t>
+              <w:t>38467383126</w:t>
             </w:r>
           </w:p>
         </w:tc>
@@ -4578,7 +5900,7 @@
           <w:p>
             <w:r/>
             <w:r>
-              <w:t>arena/266e93dc-smarty-chumakov / d5b687c1</w:t>
+              <w:t>arena/266e93dc-smarty-chumakov / 3dbbab81</w:t>
             </w:r>
           </w:p>
         </w:tc>
@@ -4600,7 +5922,7 @@
           <w:p>
             <w:r/>
             <w:r>
-              <w:t>https://github.com/Igorr112323/Smarty_Chumakov/actions/runs/38458915444</w:t>
+              <w:t>https://github.com/Igorr112323/Smarty_Chumakov/actions/runs/38467383126</w:t>
             </w:r>
           </w:p>
         </w:tc>
@@ -4613,7 +5935,7 @@
           <w:p>
             <w:r/>
             <w:r>
-              <w:t>38458906518</w:t>
+              <w:t>38467373828</w:t>
             </w:r>
           </w:p>
         </w:tc>
@@ -4624,7 +5946,7 @@
           <w:p>
             <w:r/>
             <w:r>
-              <w:t>ci</w:t>
+              <w:t>build-and-release-exe</w:t>
             </w:r>
           </w:p>
         </w:tc>
@@ -4635,7 +5957,7 @@
           <w:p>
             <w:r/>
             <w:r>
-              <w:t>arena/266e93dc-smarty-chumakov / d5b687c1</w:t>
+              <w:t>arena/266e93dc-smarty-chumakov / 3dbbab81</w:t>
             </w:r>
           </w:p>
         </w:tc>
@@ -4657,7 +5979,7 @@
           <w:p>
             <w:r/>
             <w:r>
-              <w:t>https://github.com/Igorr112323/Smarty_Chumakov/actions/runs/38458906518</w:t>
+              <w:t>https://github.com/Igorr112323/Smarty_Chumakov/actions/runs/38467373828</w:t>
             </w:r>
           </w:p>
         </w:tc>
@@ -4670,7 +5992,7 @@
           <w:p>
             <w:r/>
             <w:r>
-              <w:t>38453402501</w:t>
+              <w:t>38467373802</w:t>
             </w:r>
           </w:p>
         </w:tc>
@@ -4692,7 +6014,7 @@
           <w:p>
             <w:r/>
             <w:r>
-              <w:t>arena/266e93dc-smarty-chumakov / 4c2d9ed4</w:t>
+              <w:t>arena/266e93dc-smarty-chumakov / 3dbbab81</w:t>
             </w:r>
           </w:p>
         </w:tc>
@@ -4703,7 +6025,7 @@
           <w:p>
             <w:r/>
             <w:r>
-              <w:t>failure</w:t>
+              <w:t>cancelled</w:t>
             </w:r>
           </w:p>
         </w:tc>
@@ -4714,7 +6036,7 @@
           <w:p>
             <w:r/>
             <w:r>
-              <w:t>https://github.com/Igorr112323/Smarty_Chumakov/actions/runs/38453402501</w:t>
+              <w:t>https://github.com/Igorr112323/Smarty_Chumakov/actions/runs/38467373802</w:t>
             </w:r>
           </w:p>
         </w:tc>
@@ -4727,7 +6049,7 @@
           <w:p>
             <w:r/>
             <w:r>
-              <w:t>38453395245</w:t>
+              <w:t>38463829783</w:t>
             </w:r>
           </w:p>
         </w:tc>
@@ -4749,7 +6071,7 @@
           <w:p>
             <w:r/>
             <w:r>
-              <w:t>arena/266e93dc-smarty-chumakov / 4c2d9ed4</w:t>
+              <w:t>arena/266e93dc-smarty-chumakov / fb025159</w:t>
             </w:r>
           </w:p>
         </w:tc>
@@ -4760,7 +6082,7 @@
           <w:p>
             <w:r/>
             <w:r>
-              <w:t>failure</w:t>
+              <w:t>success</w:t>
             </w:r>
           </w:p>
         </w:tc>
@@ -4771,7 +6093,7 @@
           <w:p>
             <w:r/>
             <w:r>
-              <w:t>https://github.com/Igorr112323/Smarty_Chumakov/actions/runs/38453395245</w:t>
+              <w:t>https://github.com/Igorr112323/Smarty_Chumakov/actions/runs/38463829783</w:t>
             </w:r>
           </w:p>
         </w:tc>

--- a/docs/ЗАКРЫТИЕ_ДОГОВОРА_ПО_КОДУ.docx
+++ b/docs/ЗАКРЫТИЕ_ДОГОВОРА_ПО_КОДУ.docx
@@ -109,7 +109,7 @@
           <w:color w:val="224488"/>
           <w:sz w:val="19"/>
         </w:rPr>
-        <w:t>637a56215f2a622e857a2fbbadd633f96b47e25b</w:t>
+        <w:t>50c6d586611fb7257b810d5f33627c02ac004632</w:t>
       </w:r>
     </w:p>
     <w:p>
@@ -117,7 +117,7 @@
         <w:pStyle w:val="ListBullet"/>
       </w:pPr>
       <w:r>
-        <w:t>Дата прогона: 2026-10-14T13:56:57Z</w:t>
+        <w:t>Дата прогона: 2026-10-14T14:06:53Z</w:t>
       </w:r>
     </w:p>
     <w:p>
@@ -344,7 +344,7 @@
           <w:p>
             <w:r/>
             <w:r>
-              <w:t>chars=2000000, seconds=4.984, peak_memory_mb=261.3, spans=1, dataset=synthetic-2000000</w:t>
+              <w:t>chars=2000000, seconds=5.269, peak_memory_mb=261.1, spans=1, dataset=synthetic-2000000</w:t>
             </w:r>
           </w:p>
         </w:tc>
@@ -848,7 +848,7 @@
           <w:p>
             <w:r/>
             <w:r>
-              <w:t>by_size={'500': {'runs_seconds': [0.0012, 0.0007, 0.0006], 'median_seconds': 0.0007, 'median_ms_per_1000_chars': 1.3871}, '2000': {'runs_seconds': [0.0021, 0.0015, 0.0015], 'median_seconds': 0.0015, 'median_ms_per_1000_chars': 0.7526}, '10000': {'runs_seconds': [0.009, 0.0063, 0.0061], 'median_seconds': 0.0063, 'median_ms_per_1000_chars': 0.6271}, '50000': {'runs_seconds': [0.042, 0.0323, 0.0301], 'median_seconds': 0.0323, 'median_ms_per_1000_chars': 0.6459}}, limit_run={'chars': 2000000, 'seconds': 4.984, 'ms_per_1000_chars': 2.4921, 'peak_memory_mb': 261.3, 'success': True, 'spans': 1}, target_ms_per_1000_chars=30.0, target_seconds_2m=60.0, dataset=synthetic</w:t>
+              <w:t>by_size={'500': {'runs_seconds': [0.0012, 0.0007, 0.0006], 'median_seconds': 0.0007, 'median_ms_per_1000_chars': 1.4561}, '2000': {'runs_seconds': [0.002, 0.0015, 0.0014], 'median_seconds': 0.0015, 'median_ms_per_1000_chars': 0.7642}, '10000': {'runs_seconds': [0.0088, 0.0062, 0.0058], 'median_seconds': 0.0062, 'median_ms_per_1000_chars': 0.6194}, '50000': {'runs_seconds': [0.0408, 0.0343, 0.0284], 'median_seconds': 0.0343, 'median_ms_per_1000_chars': 0.6858}}, limit_run={'chars': 2000000, 'seconds': 5.269, 'ms_per_1000_chars': 2.6347, 'peak_memory_mb': 261.1, 'success': True, 'spans': 1}, target_ms_per_1000_chars=30.0, target_seconds_2m=60.0, dataset=synthetic</w:t>
             </w:r>
           </w:p>
         </w:tc>
@@ -1016,7 +1016,7 @@
           <w:p>
             <w:r/>
             <w:r>
-              <w:t>build_returncode=0, build_stderr=, pyz_size_bytes=173653, pyz_size_mb=0.1656, pyz_size_mb_decimal=0.1737, pyz_sha256=49ed590ea767bbbfec0d2b5d23a5234484cdb791da8aace896ae451f9c93e29b, …</w:t>
+              <w:t>build_returncode=0, build_stderr=, pyz_size_bytes=173653, pyz_size_mb=0.1656, pyz_size_mb_decimal=0.1737, pyz_sha256=5b9fc0c2f0a796ad98414e144e69e9c171900ddeeb953860538283bdf1ce6120, …</w:t>
             </w:r>
           </w:p>
         </w:tc>
@@ -1604,7 +1604,7 @@
           <w:p>
             <w:r/>
             <w:r>
-              <w:t>module_size_mb=41.292, module_size_without_data_mb=0.483, pyz_size_mb=0.1656, with_weights_mb=1368.2, limit_without_weights_mb=100.0, limit_with_weights_mb=1500.0, …</w:t>
+              <w:t>module_size_mb=41.293, module_size_without_data_mb=0.483, pyz_size_mb=0.1656, with_weights_mb=1368.2, limit_without_weights_mb=100.0, limit_with_weights_mb=1500.0, …</w:t>
             </w:r>
           </w:p>
         </w:tc>
@@ -1688,7 +1688,7 @@
           <w:p>
             <w:r/>
             <w:r>
-              <w:t>copy_sha256_equal=True, pyz_sha256=49ed590ea767bbbfec0d2b5d23a5234484cdb791da8aace896ae451f9c93e29b, checksum_helper=True, release_tag=v1.3.0, release_checksum_verified=None, dataset=spanverify.pyz</w:t>
+              <w:t>copy_sha256_equal=True, pyz_sha256=5b9fc0c2f0a796ad98414e144e69e9c171900ddeeb953860538283bdf1ce6120, checksum_helper=True, release_tag=v1.3.0, release_checksum_verified=None, dataset=spanverify.pyz</w:t>
             </w:r>
           </w:p>
         </w:tc>
@@ -1772,7 +1772,7 @@
           <w:p>
             <w:r/>
             <w:r>
-              <w:t>platform=Linux-6.1.158+-x86_64-with-glibc2.36, machine=x86_64, cpu_count=2, memory_total_gb=3.85, disk_free_gb=19.11, gpu=False, …</w:t>
+              <w:t>platform=Linux-6.1.158+-x86_64-with-glibc2.36, machine=x86_64, cpu_count=2, memory_total_gb=3.85, disk_free_gb=19.08, gpu=False, …</w:t>
             </w:r>
           </w:p>
         </w:tc>
@@ -3254,7 +3254,7 @@
           <w:p>
             <w:r/>
             <w:r>
-              <w:t>4.984 с</w:t>
+              <w:t>5.269 с</w:t>
             </w:r>
           </w:p>
         </w:tc>
@@ -3265,7 +3265,7 @@
           <w:p>
             <w:r/>
             <w:r>
-              <w:t>+83.4 %</w:t>
+              <w:t>+82.4 %</w:t>
             </w:r>
           </w:p>
         </w:tc>
@@ -3322,7 +3322,7 @@
           <w:p>
             <w:r/>
             <w:r>
-              <w:t>2.4921 мс</w:t>
+              <w:t>2.6347 мс</w:t>
             </w:r>
           </w:p>
         </w:tc>
@@ -3333,7 +3333,7 @@
           <w:p>
             <w:r/>
             <w:r>
-              <w:t>+91.7 %</w:t>
+              <w:t>+91.2 %</w:t>
             </w:r>
           </w:p>
         </w:tc>
@@ -3390,7 +3390,7 @@
           <w:p>
             <w:r/>
             <w:r>
-              <w:t>4.984 с</w:t>
+              <w:t>5.269 с</w:t>
             </w:r>
           </w:p>
         </w:tc>
@@ -3401,7 +3401,7 @@
           <w:p>
             <w:r/>
             <w:r>
-              <w:t>+91.7 %</w:t>
+              <w:t>+91.2 %</w:t>
             </w:r>
           </w:p>
         </w:tc>
@@ -3866,7 +3866,7 @@
           <w:p>
             <w:r/>
             <w:r>
-              <w:t>41.292 МБ</w:t>
+              <w:t>41.293 МБ</w:t>
             </w:r>
           </w:p>
         </w:tc>

--- a/docs/ЗАКРЫТИЕ_ДОГОВОРА_ПО_КОДУ.docx
+++ b/docs/ЗАКРЫТИЕ_ДОГОВОРА_ПО_КОДУ.docx
@@ -109,7 +109,7 @@
           <w:color w:val="224488"/>
           <w:sz w:val="19"/>
         </w:rPr>
-        <w:t>50c6d586611fb7257b810d5f33627c02ac004632</w:t>
+        <w:t>b3d8933aef25ec95ebc63e8d5b0ebe3f99d1f8cc</w:t>
       </w:r>
     </w:p>
     <w:p>
@@ -117,7 +117,7 @@
         <w:pStyle w:val="ListBullet"/>
       </w:pPr>
       <w:r>
-        <w:t>Дата прогона: 2026-10-14T14:06:53Z</w:t>
+        <w:t>Дата прогона: 2026-10-14T14:58:29Z</w:t>
       </w:r>
     </w:p>
     <w:p>
@@ -344,7 +344,7 @@
           <w:p>
             <w:r/>
             <w:r>
-              <w:t>chars=2000000, seconds=5.269, peak_memory_mb=261.1, spans=1, dataset=synthetic-2000000</w:t>
+              <w:t>chars=2000000, seconds=5.267, peak_memory_mb=261.0, spans=1, dataset=synthetic-2000000</w:t>
             </w:r>
           </w:p>
         </w:tc>
@@ -848,7 +848,7 @@
           <w:p>
             <w:r/>
             <w:r>
-              <w:t>by_size={'500': {'runs_seconds': [0.0012, 0.0007, 0.0006], 'median_seconds': 0.0007, 'median_ms_per_1000_chars': 1.4561}, '2000': {'runs_seconds': [0.002, 0.0015, 0.0014], 'median_seconds': 0.0015, 'median_ms_per_1000_chars': 0.7642}, '10000': {'runs_seconds': [0.0088, 0.0062, 0.0058], 'median_seconds': 0.0062, 'median_ms_per_1000_chars': 0.6194}, '50000': {'runs_seconds': [0.0408, 0.0343, 0.0284], 'median_seconds': 0.0343, 'median_ms_per_1000_chars': 0.6858}}, limit_run={'chars': 2000000, 'seconds': 5.269, 'ms_per_1000_chars': 2.6347, 'peak_memory_mb': 261.1, 'success': True, 'spans': 1}, target_ms_per_1000_chars=30.0, target_seconds_2m=60.0, dataset=synthetic</w:t>
+              <w:t>by_size={'500': {'runs_seconds': [0.0012, 0.0007, 0.0006], 'median_seconds': 0.0007, 'median_ms_per_1000_chars': 1.417}, '2000': {'runs_seconds': [0.002, 0.0016, 0.0014], 'median_seconds': 0.0016, 'median_ms_per_1000_chars': 0.7866}, '10000': {'runs_seconds': [0.009, 0.0062, 0.0059], 'median_seconds': 0.0062, 'median_ms_per_1000_chars': 0.6249}, '50000': {'runs_seconds': [0.0423, 0.0339, 0.0289], 'median_seconds': 0.0339, 'median_ms_per_1000_chars': 0.6784}}, limit_run={'chars': 2000000, 'seconds': 5.267, 'ms_per_1000_chars': 2.6333, 'peak_memory_mb': 261.0, 'success': True, 'spans': 1}, target_ms_per_1000_chars=30.0, target_seconds_2m=60.0, dataset=synthetic</w:t>
             </w:r>
           </w:p>
         </w:tc>
@@ -1016,7 +1016,7 @@
           <w:p>
             <w:r/>
             <w:r>
-              <w:t>build_returncode=0, build_stderr=, pyz_size_bytes=173653, pyz_size_mb=0.1656, pyz_size_mb_decimal=0.1737, pyz_sha256=5b9fc0c2f0a796ad98414e144e69e9c171900ddeeb953860538283bdf1ce6120, …</w:t>
+              <w:t>build_returncode=0, build_stderr=, pyz_size_bytes=173653, pyz_size_mb=0.1656, pyz_size_mb_decimal=0.1737, pyz_sha256=457298907596ee0352d414eb46cab5975308705bec8585945a7cbf22fce9ff33, …</w:t>
             </w:r>
           </w:p>
         </w:tc>
@@ -1184,7 +1184,7 @@
           <w:p>
             <w:r/>
             <w:r>
-              <w:t>pyz_size_mb=0.1656, pyz_size_mb_decimal=0.1737, pyz_size_bytes=173653, limit_mb=0.6, release_pyz_size_bytes=539191, release_exe_size_bytes=9134317, …</w:t>
+              <w:t>pyz_size_mb=0.1656, pyz_size_mb_decimal=0.1737, pyz_size_bytes=173653, limit_mb=0.6, release_pyz_size_bytes=174634, release_exe_size_bytes=8969008, …</w:t>
             </w:r>
           </w:p>
         </w:tc>
@@ -1436,7 +1436,7 @@
           <w:p>
             <w:r/>
             <w:r>
-              <w:t>workflow=.github/workflows/build-and-release-exe.yml, workflow_has_sha256sums=True, checksum_helper=scripts/verify_checksum.py, release_tag=v1.3.0, release_assets=['SHA256SUMS.txt', 'spanverify-win.zip', 'spanverify.exe', 'spanverify.pyz'], release_checksum_verified=None, …</w:t>
+              <w:t>workflow=.github/workflows/build-and-release-exe.yml, workflow_has_sha256sums=True, checksum_helper=scripts/verify_checksum.py, release_tag=v1.3.1, release_assets=['SHA256SUMS.txt', 'spanverify-win.zip', 'spanverify.exe', 'spanverify.pyz'], release_checksum_verified=None, …</w:t>
             </w:r>
           </w:p>
         </w:tc>
@@ -1688,7 +1688,7 @@
           <w:p>
             <w:r/>
             <w:r>
-              <w:t>copy_sha256_equal=True, pyz_sha256=5b9fc0c2f0a796ad98414e144e69e9c171900ddeeb953860538283bdf1ce6120, checksum_helper=True, release_tag=v1.3.0, release_checksum_verified=None, dataset=spanverify.pyz</w:t>
+              <w:t>copy_sha256_equal=True, pyz_sha256=457298907596ee0352d414eb46cab5975308705bec8585945a7cbf22fce9ff33, checksum_helper=True, release_tag=v1.3.1, release_checksum_verified=None, dataset=spanverify.pyz</w:t>
             </w:r>
           </w:p>
         </w:tc>
@@ -1772,7 +1772,7 @@
           <w:p>
             <w:r/>
             <w:r>
-              <w:t>platform=Linux-6.1.158+-x86_64-with-glibc2.36, machine=x86_64, cpu_count=2, memory_total_gb=3.85, disk_free_gb=19.08, gpu=False, …</w:t>
+              <w:t>platform=Linux-6.1.158+-x86_64-with-glibc2.36, machine=x86_64, cpu_count=2, memory_total_gb=3.85, disk_free_gb=19.03, gpu=False, …</w:t>
             </w:r>
           </w:p>
         </w:tc>
@@ -3254,7 +3254,7 @@
           <w:p>
             <w:r/>
             <w:r>
-              <w:t>5.269 с</w:t>
+              <w:t>5.267 с</w:t>
             </w:r>
           </w:p>
         </w:tc>
@@ -3322,7 +3322,7 @@
           <w:p>
             <w:r/>
             <w:r>
-              <w:t>2.6347 мс</w:t>
+              <w:t>2.6333 мс</w:t>
             </w:r>
           </w:p>
         </w:tc>
@@ -3390,7 +3390,7 @@
           <w:p>
             <w:r/>
             <w:r>
-              <w:t>5.269 с</w:t>
+              <w:t>5.267 с</w:t>
             </w:r>
           </w:p>
         </w:tc>
@@ -3662,7 +3662,7 @@
           <w:p>
             <w:r/>
             <w:r>
-              <w:t>8.96671e+06 байт</w:t>
+              <w:t>8.96901e+06 байт</w:t>
             </w:r>
           </w:p>
         </w:tc>
@@ -3673,7 +3673,7 @@
           <w:p>
             <w:r/>
             <w:r>
-              <w:t>+0.4 %</w:t>
+              <w:t>+0.3 %</w:t>
             </w:r>
           </w:p>
         </w:tc>
@@ -4323,7 +4323,7 @@
           <w:p>
             <w:r/>
             <w:r>
-              <w:t>8.96671e+06 байт</w:t>
+              <w:t>8.96901e+06 байт</w:t>
             </w:r>
           </w:p>
         </w:tc>
